--- a/por/docx/65.content.docx
+++ b/por/docx/65.content.docx
@@ -11,6 +11,15 @@
         <w:pStyle w:val="Heading2"/>
       </w:pPr>
       <w:r>
+        <w:t>Resource: Notas de Estudo (Tyndale)</w:t>
+      </w:r>
+      <w:r/>
+    </w:p>
+    <w:p>
+      <w:pPr>
+        <w:pStyle w:val="Heading2"/>
+      </w:pPr>
+      <w:r>
         <w:t>License Information</w:t>
       </w:r>
       <w:r/>
@@ -21,7 +30,7 @@
         <w:rPr>
           <w:b/>
         </w:rPr>
-        <w:t>Study Notes (Tyndale)</w:t>
+        <w:t>Notas de Estudo (Tyndale)</w:t>
       </w:r>
       <w:r>
         <w:t xml:space="preserve"> (Portuguese) is based on</w:t>
@@ -74,7 +83,7 @@
         <w:pStyle w:val="Heading1"/>
       </w:pPr>
       <w:r>
-        <w:t>Study Notes (Tyndale)</w:t>
+        <w:t>Notas de Estudo (Tyndale)</w:t>
       </w:r>
     </w:p>
     <w:p>
@@ -83,6 +92,51 @@
           <w:headerReference w:type="even" r:id="rId8"/>
           <w:headerReference w:type="default" r:id="rId9"/>
           <w:footerReference w:type="default" r:id="rId10"/>
+          <w:footnotePr>
+            <w:numRestart w:val="eachSect"/>
+          </w:footnotePr>
+          <w:type w:val="continuous"/>
+          <w:pgSz w:w="12240" w:h="15840" w:code="1"/>
+          <w:pgMar w:top="1440" w:right="1440" w:bottom="1440" w:left="1440" w:header="504" w:footer="504" w:gutter="0"/>
+          <w:cols w:space="708"/>
+          <w:titlePg/>
+          <w:docGrid w:linePitch="360"/>
+        </w:sectPr>
+      </w:pPr>
+    </w:p>
+    <w:p>
+      <w:r/>
+    </w:p>
+    <w:p>
+      <w:pPr>
+        <w:pStyle w:val="Heading2"/>
+      </w:pPr>
+      <w:r>
+        <w:t>JUD</w:t>
+      </w:r>
+      <w:r/>
+    </w:p>
+    <w:p>
+      <w:r/>
+      <w:r>
+        <w:rPr>
+          <w:i/>
+        </w:rPr>
+        <w:t>Judas 1.1, Judas 1.1–2, Judas 1.3, Judas 1.3–4, Judas 1.4, Judas 1.5, Judas 1.5–16, Judas 1.6, Judas 1.7, Judas 1.8, Judas 1.9, Judas 1.11, Judas 1.12, Judas 1.13, Judas 1.14–15, Judas 1.17, Judas 1.17–23, Judas 1.18, Judas 1.20, Judas 1.22, Judas 1.22–23, Judas 1.23, Judas 1.24–25</w:t>
+      </w:r>
+      <w:r/>
+    </w:p>
+    <w:p>
+      <w:r/>
+      <w:r>
+        <w:t xml:space="preserve"> </w:t>
+      </w:r>
+      <w:r/>
+      <w:r/>
+    </w:p>
+    <w:p>
+      <w:pPr>
+        <w:sectPr>
           <w:footnotePr>
             <w:numRestart w:val="eachSect"/>
           </w:footnotePr>

--- a/por/docx/65.content.docx
+++ b/por/docx/65.content.docx
@@ -4,48 +4,88 @@
   <w:body>
     <w:p/>
     <w:p>
-      <w:r/>
+      <w:pPr/>
+      <w:r>
+        <w:rPr>
+          <w:lang w:val="pt_PT" w:bidi="pt_PT"/>
+        </w:rPr>
+      </w:r>
     </w:p>
     <w:p>
       <w:pPr>
         <w:pStyle w:val="Heading2"/>
       </w:pPr>
       <w:r>
+        <w:rPr>
+          <w:lang w:val="pt_PT" w:bidi="pt_PT"/>
+        </w:rPr>
         <w:t>Resource: Notas de Estudo (Tyndale)</w:t>
       </w:r>
-      <w:r/>
+      <w:r>
+        <w:rPr>
+          <w:lang w:val="pt_PT" w:bidi="pt_PT"/>
+        </w:rPr>
+      </w:r>
     </w:p>
     <w:p>
       <w:pPr>
         <w:pStyle w:val="Heading2"/>
       </w:pPr>
       <w:r>
+        <w:rPr>
+          <w:lang w:val="pt_PT" w:bidi="pt_PT"/>
+        </w:rPr>
         <w:t>License Information</w:t>
       </w:r>
-      <w:r/>
-    </w:p>
-    <w:p>
-      <w:r/>
+      <w:r>
+        <w:rPr>
+          <w:lang w:val="pt_PT" w:bidi="pt_PT"/>
+        </w:rPr>
+      </w:r>
+    </w:p>
+    <w:p>
+      <w:pPr/>
+      <w:r>
+        <w:rPr>
+          <w:lang w:val="pt_PT" w:bidi="pt_PT"/>
+        </w:rPr>
+      </w:r>
       <w:r>
         <w:rPr>
           <w:b/>
+          <w:lang w:val="pt_PT" w:bidi="pt_PT"/>
         </w:rPr>
         <w:t>Notas de Estudo (Tyndale)</w:t>
       </w:r>
       <w:r>
+        <w:rPr>
+          <w:lang w:val="pt_PT" w:bidi="pt_PT"/>
+        </w:rPr>
         <w:t xml:space="preserve"> (Portuguese) is based on</w:t>
       </w:r>
       <w:r>
+        <w:rPr>
+          <w:lang w:val="pt_PT" w:bidi="pt_PT"/>
+        </w:rPr>
         <w:t xml:space="preserve">: </w:t>
       </w:r>
       <w:r>
+        <w:rPr>
+          <w:lang w:val="pt_PT" w:bidi="pt_PT"/>
+        </w:rPr>
         <w:t>Tyndale Open Study Notes</w:t>
       </w:r>
       <w:r>
+        <w:rPr>
+          <w:lang w:val="pt_PT" w:bidi="pt_PT"/>
+        </w:rPr>
         <w:t xml:space="preserve">, </w:t>
       </w:r>
       <w:hyperlink r:id="rId13">
         <w:r>
+          <w:rPr>
+            <w:lang w:val="pt_PT" w:bidi="pt_PT"/>
+          </w:rPr>
           <w:rPr>
             <w:color w:val="0000EE"/>
             <w:u w:val="single"/>
@@ -54,10 +94,16 @@
         </w:r>
       </w:hyperlink>
       <w:r>
+        <w:rPr>
+          <w:lang w:val="pt_PT" w:bidi="pt_PT"/>
+        </w:rPr>
         <w:t xml:space="preserve">, 2019, which is licensed under a </w:t>
       </w:r>
       <w:hyperlink r:id="rId14">
         <w:r>
+          <w:rPr>
+            <w:lang w:val="pt_PT" w:bidi="pt_PT"/>
+          </w:rPr>
           <w:rPr>
             <w:color w:val="0000EE"/>
             <w:u w:val="single"/>
@@ -66,23 +112,49 @@
         </w:r>
       </w:hyperlink>
       <w:r>
+        <w:rPr>
+          <w:lang w:val="pt_PT" w:bidi="pt_PT"/>
+        </w:rPr>
         <w:t>.</w:t>
       </w:r>
-      <w:r/>
-    </w:p>
-    <w:p>
-      <w:r/>
-      <w:r>
+      <w:r>
+        <w:rPr>
+          <w:lang w:val="pt_PT" w:bidi="pt_PT"/>
+        </w:rPr>
+      </w:r>
+    </w:p>
+    <w:p>
+      <w:pPr/>
+      <w:r>
+        <w:rPr>
+          <w:lang w:val="pt_PT" w:bidi="pt_PT"/>
+        </w:rPr>
+      </w:r>
+      <w:r>
+        <w:rPr>
+          <w:lang w:val="pt_PT" w:bidi="pt_PT"/>
+        </w:rPr>
         <w:t>This PDF version is provided under the same license.</w:t>
       </w:r>
-      <w:r/>
-      <w:r/>
+      <w:r>
+        <w:rPr>
+          <w:lang w:val="pt_PT" w:bidi="pt_PT"/>
+        </w:rPr>
+      </w:r>
+      <w:r>
+        <w:rPr>
+          <w:lang w:val="pt_PT" w:bidi="pt_PT"/>
+        </w:rPr>
+      </w:r>
     </w:p>
     <w:p>
       <w:pPr>
         <w:pStyle w:val="Heading1"/>
       </w:pPr>
       <w:r>
+        <w:rPr>
+          <w:lang w:val="pt_PT" w:bidi="pt_PT"/>
+        </w:rPr>
         <w:t>Notas de Estudo (Tyndale)</w:t>
       </w:r>
     </w:p>
@@ -105,34 +177,72 @@
       </w:pPr>
     </w:p>
     <w:p>
-      <w:r/>
+      <w:pPr/>
+      <w:r>
+        <w:rPr>
+          <w:lang w:val="pt_PT" w:bidi="pt_PT"/>
+        </w:rPr>
+      </w:r>
     </w:p>
     <w:p>
       <w:pPr>
         <w:pStyle w:val="Heading2"/>
       </w:pPr>
       <w:r>
+        <w:rPr>
+          <w:lang w:val="pt_PT" w:bidi="pt_PT"/>
+        </w:rPr>
         <w:t>JUD</w:t>
       </w:r>
-      <w:r/>
-    </w:p>
-    <w:p>
-      <w:r/>
+      <w:r>
+        <w:rPr>
+          <w:lang w:val="pt_PT" w:bidi="pt_PT"/>
+        </w:rPr>
+      </w:r>
+    </w:p>
+    <w:p>
+      <w:pPr/>
+      <w:r>
+        <w:rPr>
+          <w:lang w:val="pt_PT" w:bidi="pt_PT"/>
+        </w:rPr>
+      </w:r>
       <w:r>
         <w:rPr>
           <w:i/>
+          <w:lang w:val="pt_PT" w:bidi="pt_PT"/>
         </w:rPr>
         <w:t>Judas 1.1, Judas 1.1–2, Judas 1.3, Judas 1.3–4, Judas 1.4, Judas 1.5, Judas 1.5–16, Judas 1.6, Judas 1.7, Judas 1.8, Judas 1.9, Judas 1.11, Judas 1.12, Judas 1.13, Judas 1.14–15, Judas 1.17, Judas 1.17–23, Judas 1.18, Judas 1.20, Judas 1.22, Judas 1.22–23, Judas 1.23, Judas 1.24–25</w:t>
       </w:r>
-      <w:r/>
-    </w:p>
-    <w:p>
-      <w:r/>
-      <w:r>
+      <w:r>
+        <w:rPr>
+          <w:lang w:val="pt_PT" w:bidi="pt_PT"/>
+        </w:rPr>
+      </w:r>
+    </w:p>
+    <w:p>
+      <w:pPr/>
+      <w:r>
+        <w:rPr>
+          <w:lang w:val="pt_PT" w:bidi="pt_PT"/>
+        </w:rPr>
+      </w:r>
+      <w:r>
+        <w:rPr>
+          <w:lang w:val="pt_PT" w:bidi="pt_PT"/>
+        </w:rPr>
         <w:t xml:space="preserve"> </w:t>
       </w:r>
-      <w:r/>
-      <w:r/>
+      <w:r>
+        <w:rPr>
+          <w:lang w:val="pt_PT" w:bidi="pt_PT"/>
+        </w:rPr>
+      </w:r>
+      <w:r>
+        <w:rPr>
+          <w:lang w:val="pt_PT" w:bidi="pt_PT"/>
+        </w:rPr>
+      </w:r>
     </w:p>
     <w:p>
       <w:pPr>
@@ -150,16 +260,28 @@
       </w:pPr>
     </w:p>
     <w:p>
-      <w:r/>
+      <w:pPr/>
+      <w:r>
+        <w:rPr>
+          <w:lang w:val="pt_PT" w:bidi="pt_PT"/>
+        </w:rPr>
+      </w:r>
     </w:p>
     <w:p>
       <w:pPr>
         <w:pStyle w:val="Heading2"/>
       </w:pPr>
       <w:r>
+        <w:rPr>
+          <w:lang w:val="pt_PT" w:bidi="pt_PT"/>
+        </w:rPr>
         <w:t>Judas 1.1</w:t>
       </w:r>
-      <w:r/>
+      <w:r>
+        <w:rPr>
+          <w:lang w:val="pt_PT" w:bidi="pt_PT"/>
+        </w:rPr>
+      </w:r>
     </w:p>
     <w:p>
       <w:pPr>
@@ -167,23 +289,40 @@
         <w:spacing w:line="240" w:lineRule="auto"/>
         <w:ind w:left="720"/>
       </w:pPr>
-      <w:r/>
-      <w:r>
+      <w:r>
+        <w:rPr>
+          <w:lang w:val="pt_PT" w:bidi="pt_PT"/>
+        </w:rPr>
+      </w:r>
+      <w:r>
+        <w:rPr>
+          <w:lang w:val="pt_PT" w:bidi="pt_PT"/>
+        </w:rPr>
         <w:t xml:space="preserve">Judas (ou </w:t>
       </w:r>
       <w:r>
         <w:rPr>
           <w:i/>
+          <w:lang w:val="pt_PT" w:bidi="pt_PT"/>
         </w:rPr>
         <w:t>Judas</w:t>
       </w:r>
       <w:r>
+        <w:rPr>
+          <w:lang w:val="pt_PT" w:bidi="pt_PT"/>
+        </w:rPr>
         <w:t xml:space="preserve">) é a versão grega do nome hebraico “Judá”. Era um nome comum. Este Judas era irmão de Tiago, que também era irmão de Jesus (veja </w:t>
       </w:r>
       <w:r>
+        <w:rPr>
+          <w:lang w:val="pt_PT" w:bidi="pt_PT"/>
+        </w:rPr>
         <w:t>Introdução ao Livro de Judas</w:t>
       </w:r>
       <w:r>
+        <w:rPr>
+          <w:lang w:val="pt_PT" w:bidi="pt_PT"/>
+        </w:rPr>
         <w:t>, “Autor”).</w:t>
       </w:r>
     </w:p>
@@ -193,36 +332,55 @@
         <w:spacing w:line="240" w:lineRule="auto"/>
         <w:ind w:left="720"/>
       </w:pPr>
-      <w:r/>
+      <w:r>
+        <w:rPr>
+          <w:lang w:val="pt_PT" w:bidi="pt_PT"/>
+        </w:rPr>
+      </w:r>
       <w:r>
         <w:rPr>
           <w:i/>
+          <w:lang w:val="pt_PT" w:bidi="pt_PT"/>
         </w:rPr>
         <w:t>um servo de Jesus Cristo</w:t>
       </w:r>
       <w:r>
+        <w:rPr>
+          <w:lang w:val="pt_PT" w:bidi="pt_PT"/>
+        </w:rPr>
         <w:t xml:space="preserve">: Judas afirma que segue Jesus em todos os aspectos da vida. Este título também demonstra honra. Líderes importantes no Antigo Testamento eram chamados de </w:t>
       </w:r>
       <w:r>
         <w:rPr>
           <w:i/>
+          <w:lang w:val="pt_PT" w:bidi="pt_PT"/>
         </w:rPr>
         <w:t>escravos</w:t>
       </w:r>
       <w:r>
+        <w:rPr>
+          <w:lang w:val="pt_PT" w:bidi="pt_PT"/>
+        </w:rPr>
         <w:t xml:space="preserve"> ou </w:t>
       </w:r>
       <w:r>
         <w:rPr>
           <w:i/>
+          <w:lang w:val="pt_PT" w:bidi="pt_PT"/>
         </w:rPr>
         <w:t>servos</w:t>
       </w:r>
       <w:r>
+        <w:rPr>
+          <w:lang w:val="pt_PT" w:bidi="pt_PT"/>
+        </w:rPr>
         <w:t xml:space="preserve"> de Deus (veja </w:t>
       </w:r>
       <w:hyperlink r:id="rId15">
         <w:r>
+          <w:rPr>
+            <w:lang w:val="pt_PT" w:bidi="pt_PT"/>
+          </w:rPr>
           <w:rPr>
             <w:color w:val="0000EE"/>
             <w:u w:val="single"/>
@@ -231,10 +389,16 @@
         </w:r>
       </w:hyperlink>
       <w:r>
+        <w:rPr>
+          <w:lang w:val="pt_PT" w:bidi="pt_PT"/>
+        </w:rPr>
         <w:t xml:space="preserve">; </w:t>
       </w:r>
       <w:hyperlink r:id="rId16">
         <w:r>
+          <w:rPr>
+            <w:lang w:val="pt_PT" w:bidi="pt_PT"/>
+          </w:rPr>
           <w:rPr>
             <w:color w:val="0000EE"/>
             <w:u w:val="single"/>
@@ -243,10 +407,16 @@
         </w:r>
       </w:hyperlink>
       <w:r>
+        <w:rPr>
+          <w:lang w:val="pt_PT" w:bidi="pt_PT"/>
+        </w:rPr>
         <w:t xml:space="preserve">; </w:t>
       </w:r>
       <w:hyperlink r:id="rId17">
         <w:r>
+          <w:rPr>
+            <w:lang w:val="pt_PT" w:bidi="pt_PT"/>
+          </w:rPr>
           <w:rPr>
             <w:color w:val="0000EE"/>
             <w:u w:val="single"/>
@@ -255,6 +425,9 @@
         </w:r>
       </w:hyperlink>
       <w:r>
+        <w:rPr>
+          <w:lang w:val="pt_PT" w:bidi="pt_PT"/>
+        </w:rPr>
         <w:t>).</w:t>
       </w:r>
     </w:p>
@@ -264,30 +437,58 @@
         <w:spacing w:line="240" w:lineRule="auto"/>
         <w:ind w:left="720"/>
       </w:pPr>
-      <w:r/>
+      <w:r>
+        <w:rPr>
+          <w:lang w:val="pt_PT" w:bidi="pt_PT"/>
+        </w:rPr>
+      </w:r>
       <w:r>
         <w:rPr>
           <w:i/>
+          <w:lang w:val="pt_PT" w:bidi="pt_PT"/>
         </w:rPr>
         <w:t>Aos que são chamados</w:t>
       </w:r>
       <w:r>
+        <w:rPr>
+          <w:lang w:val="pt_PT" w:bidi="pt_PT"/>
+        </w:rPr>
         <w:t>: Não sabemos exatamente para quem Judas escreveu esta carta.</w:t>
       </w:r>
-      <w:r/>
-      <w:r/>
-    </w:p>
-    <w:p>
-      <w:r/>
+      <w:r>
+        <w:rPr>
+          <w:lang w:val="pt_PT" w:bidi="pt_PT"/>
+        </w:rPr>
+      </w:r>
+      <w:r>
+        <w:rPr>
+          <w:lang w:val="pt_PT" w:bidi="pt_PT"/>
+        </w:rPr>
+      </w:r>
+    </w:p>
+    <w:p>
+      <w:pPr/>
+      <w:r>
+        <w:rPr>
+          <w:lang w:val="pt_PT" w:bidi="pt_PT"/>
+        </w:rPr>
+      </w:r>
     </w:p>
     <w:p>
       <w:pPr>
         <w:pStyle w:val="Heading2"/>
       </w:pPr>
       <w:r>
+        <w:rPr>
+          <w:lang w:val="pt_PT" w:bidi="pt_PT"/>
+        </w:rPr>
         <w:t>Judas 1.1–2</w:t>
       </w:r>
-      <w:r/>
+      <w:r>
+        <w:rPr>
+          <w:lang w:val="pt_PT" w:bidi="pt_PT"/>
+        </w:rPr>
+      </w:r>
     </w:p>
     <w:p>
       <w:pPr>
@@ -295,8 +496,15 @@
         <w:spacing w:line="240" w:lineRule="auto"/>
         <w:ind w:left="720"/>
       </w:pPr>
-      <w:r/>
-      <w:r>
+      <w:r>
+        <w:rPr>
+          <w:lang w:val="pt_PT" w:bidi="pt_PT"/>
+        </w:rPr>
+      </w:r>
+      <w:r>
+        <w:rPr>
+          <w:lang w:val="pt_PT" w:bidi="pt_PT"/>
+        </w:rPr>
         <w:t>Seguindo a estrutura típica do início de uma carta, Judas se apresenta, se dirige ao seu público e ora por eles.</w:t>
       </w:r>
     </w:p>
@@ -306,18 +514,29 @@
         <w:spacing w:line="240" w:lineRule="auto"/>
         <w:ind w:left="720"/>
       </w:pPr>
-      <w:r/>
+      <w:r>
+        <w:rPr>
+          <w:lang w:val="pt_PT" w:bidi="pt_PT"/>
+        </w:rPr>
+      </w:r>
       <w:r>
         <w:rPr>
           <w:i/>
+          <w:lang w:val="pt_PT" w:bidi="pt_PT"/>
         </w:rPr>
         <w:t>guardados em Jesus Cristo</w:t>
       </w:r>
       <w:r>
+        <w:rPr>
+          <w:lang w:val="pt_PT" w:bidi="pt_PT"/>
+        </w:rPr>
         <w:t xml:space="preserve">: Esta frase destaca um ponto importante (veja também </w:t>
       </w:r>
       <w:hyperlink r:id="rId18">
         <w:r>
+          <w:rPr>
+            <w:lang w:val="pt_PT" w:bidi="pt_PT"/>
+          </w:rPr>
           <w:rPr>
             <w:color w:val="0000EE"/>
             <w:u w:val="single"/>
@@ -326,10 +545,16 @@
         </w:r>
       </w:hyperlink>
       <w:r>
+        <w:rPr>
+          <w:lang w:val="pt_PT" w:bidi="pt_PT"/>
+        </w:rPr>
         <w:t>,</w:t>
       </w:r>
       <w:hyperlink r:id="rId19">
         <w:r>
+          <w:rPr>
+            <w:lang w:val="pt_PT" w:bidi="pt_PT"/>
+          </w:rPr>
           <w:rPr>
             <w:color w:val="0000EE"/>
             <w:u w:val="single"/>
@@ -338,50 +563,112 @@
         </w:r>
       </w:hyperlink>
       <w:r>
+        <w:rPr>
+          <w:lang w:val="pt_PT" w:bidi="pt_PT"/>
+        </w:rPr>
         <w:t>). Ela oferece confiança aos crentes quando enfrentam pessoas que ensinam coisas erradas sobre Deus.</w:t>
       </w:r>
-      <w:r/>
-      <w:r/>
-    </w:p>
-    <w:p>
-      <w:r/>
+      <w:r>
+        <w:rPr>
+          <w:lang w:val="pt_PT" w:bidi="pt_PT"/>
+        </w:rPr>
+      </w:r>
+      <w:r>
+        <w:rPr>
+          <w:lang w:val="pt_PT" w:bidi="pt_PT"/>
+        </w:rPr>
+      </w:r>
+    </w:p>
+    <w:p>
+      <w:pPr/>
+      <w:r>
+        <w:rPr>
+          <w:lang w:val="pt_PT" w:bidi="pt_PT"/>
+        </w:rPr>
+      </w:r>
     </w:p>
     <w:p>
       <w:pPr>
         <w:pStyle w:val="Heading2"/>
       </w:pPr>
       <w:r>
+        <w:rPr>
+          <w:lang w:val="pt_PT" w:bidi="pt_PT"/>
+        </w:rPr>
         <w:t>Judas 1.3</w:t>
       </w:r>
-      <w:r/>
-    </w:p>
-    <w:p>
-      <w:r/>
-      <w:r>
+      <w:r>
+        <w:rPr>
+          <w:lang w:val="pt_PT" w:bidi="pt_PT"/>
+        </w:rPr>
+      </w:r>
+    </w:p>
+    <w:p>
+      <w:pPr/>
+      <w:r>
+        <w:rPr>
+          <w:lang w:val="pt_PT" w:bidi="pt_PT"/>
+        </w:rPr>
+      </w:r>
+      <w:r>
+        <w:rPr>
+          <w:lang w:val="pt_PT" w:bidi="pt_PT"/>
+        </w:rPr>
         <w:t>No Novo Testamento, "fé" geralmente significa o ato de acreditar, enquanto "a fé" se refere às crenças cristãs.</w:t>
       </w:r>
-      <w:r/>
-      <w:r/>
-    </w:p>
-    <w:p>
-      <w:r/>
+      <w:r>
+        <w:rPr>
+          <w:lang w:val="pt_PT" w:bidi="pt_PT"/>
+        </w:rPr>
+      </w:r>
+      <w:r>
+        <w:rPr>
+          <w:lang w:val="pt_PT" w:bidi="pt_PT"/>
+        </w:rPr>
+      </w:r>
+    </w:p>
+    <w:p>
+      <w:pPr/>
+      <w:r>
+        <w:rPr>
+          <w:lang w:val="pt_PT" w:bidi="pt_PT"/>
+        </w:rPr>
+      </w:r>
     </w:p>
     <w:p>
       <w:pPr>
         <w:pStyle w:val="Heading2"/>
       </w:pPr>
       <w:r>
+        <w:rPr>
+          <w:lang w:val="pt_PT" w:bidi="pt_PT"/>
+        </w:rPr>
         <w:t>Judas 1.3–4</w:t>
       </w:r>
-      <w:r/>
-    </w:p>
-    <w:p>
-      <w:r/>
-      <w:r>
+      <w:r>
+        <w:rPr>
+          <w:lang w:val="pt_PT" w:bidi="pt_PT"/>
+        </w:rPr>
+      </w:r>
+    </w:p>
+    <w:p>
+      <w:pPr/>
+      <w:r>
+        <w:rPr>
+          <w:lang w:val="pt_PT" w:bidi="pt_PT"/>
+        </w:rPr>
+      </w:r>
+      <w:r>
+        <w:rPr>
+          <w:lang w:val="pt_PT" w:bidi="pt_PT"/>
+        </w:rPr>
         <w:t xml:space="preserve">Em vez do habitual agradecimento que geralmente ocorre neste ponto nas cartas do Novo Testamento, Judas explica seu principal propósito (veja </w:t>
       </w:r>
       <w:hyperlink r:id="rId20">
         <w:r>
+          <w:rPr>
+            <w:lang w:val="pt_PT" w:bidi="pt_PT"/>
+          </w:rPr>
           <w:rPr>
             <w:color w:val="0000EE"/>
             <w:u w:val="single"/>
@@ -390,10 +677,16 @@
         </w:r>
       </w:hyperlink>
       <w:r>
+        <w:rPr>
+          <w:lang w:val="pt_PT" w:bidi="pt_PT"/>
+        </w:rPr>
         <w:t xml:space="preserve">; </w:t>
       </w:r>
       <w:hyperlink r:id="rId21">
         <w:r>
+          <w:rPr>
+            <w:lang w:val="pt_PT" w:bidi="pt_PT"/>
+          </w:rPr>
           <w:rPr>
             <w:color w:val="0000EE"/>
             <w:u w:val="single"/>
@@ -402,10 +695,16 @@
         </w:r>
       </w:hyperlink>
       <w:r>
+        <w:rPr>
+          <w:lang w:val="pt_PT" w:bidi="pt_PT"/>
+        </w:rPr>
         <w:t xml:space="preserve">). O falso ensino era uma ameaça séria à fé das pessoas para quem ele estava escrevendo (veja </w:t>
       </w:r>
       <w:hyperlink r:id="rId22">
         <w:r>
+          <w:rPr>
+            <w:lang w:val="pt_PT" w:bidi="pt_PT"/>
+          </w:rPr>
           <w:rPr>
             <w:color w:val="0000EE"/>
             <w:u w:val="single"/>
@@ -414,30 +713,64 @@
         </w:r>
       </w:hyperlink>
       <w:r>
+        <w:rPr>
+          <w:lang w:val="pt_PT" w:bidi="pt_PT"/>
+        </w:rPr>
         <w:t>).</w:t>
       </w:r>
-      <w:r/>
-      <w:r/>
-    </w:p>
-    <w:p>
-      <w:r/>
+      <w:r>
+        <w:rPr>
+          <w:lang w:val="pt_PT" w:bidi="pt_PT"/>
+        </w:rPr>
+      </w:r>
+      <w:r>
+        <w:rPr>
+          <w:lang w:val="pt_PT" w:bidi="pt_PT"/>
+        </w:rPr>
+      </w:r>
+    </w:p>
+    <w:p>
+      <w:pPr/>
+      <w:r>
+        <w:rPr>
+          <w:lang w:val="pt_PT" w:bidi="pt_PT"/>
+        </w:rPr>
+      </w:r>
     </w:p>
     <w:p>
       <w:pPr>
         <w:pStyle w:val="Heading2"/>
       </w:pPr>
       <w:r>
+        <w:rPr>
+          <w:lang w:val="pt_PT" w:bidi="pt_PT"/>
+        </w:rPr>
         <w:t>Judas 1.4</w:t>
       </w:r>
-      <w:r/>
-    </w:p>
-    <w:p>
-      <w:r/>
-      <w:r>
+      <w:r>
+        <w:rPr>
+          <w:lang w:val="pt_PT" w:bidi="pt_PT"/>
+        </w:rPr>
+      </w:r>
+    </w:p>
+    <w:p>
+      <w:pPr/>
+      <w:r>
+        <w:rPr>
+          <w:lang w:val="pt_PT" w:bidi="pt_PT"/>
+        </w:rPr>
+      </w:r>
+      <w:r>
+        <w:rPr>
+          <w:lang w:val="pt_PT" w:bidi="pt_PT"/>
+        </w:rPr>
         <w:t xml:space="preserve">É tentador abusar da maravilhosa graça de Deus, alegando que ela nos permite fazer coisas erradas (veja </w:t>
       </w:r>
       <w:hyperlink r:id="rId23">
         <w:r>
+          <w:rPr>
+            <w:lang w:val="pt_PT" w:bidi="pt_PT"/>
+          </w:rPr>
           <w:rPr>
             <w:color w:val="0000EE"/>
             <w:u w:val="single"/>
@@ -446,22 +779,45 @@
         </w:r>
       </w:hyperlink>
       <w:r>
+        <w:rPr>
+          <w:lang w:val="pt_PT" w:bidi="pt_PT"/>
+        </w:rPr>
         <w:t>).</w:t>
       </w:r>
-      <w:r/>
-      <w:r/>
-    </w:p>
-    <w:p>
-      <w:r/>
+      <w:r>
+        <w:rPr>
+          <w:lang w:val="pt_PT" w:bidi="pt_PT"/>
+        </w:rPr>
+      </w:r>
+      <w:r>
+        <w:rPr>
+          <w:lang w:val="pt_PT" w:bidi="pt_PT"/>
+        </w:rPr>
+      </w:r>
+    </w:p>
+    <w:p>
+      <w:pPr/>
+      <w:r>
+        <w:rPr>
+          <w:lang w:val="pt_PT" w:bidi="pt_PT"/>
+        </w:rPr>
+      </w:r>
     </w:p>
     <w:p>
       <w:pPr>
         <w:pStyle w:val="Heading2"/>
       </w:pPr>
       <w:r>
+        <w:rPr>
+          <w:lang w:val="pt_PT" w:bidi="pt_PT"/>
+        </w:rPr>
         <w:t>Judas 1.5</w:t>
       </w:r>
-      <w:r/>
+      <w:r>
+        <w:rPr>
+          <w:lang w:val="pt_PT" w:bidi="pt_PT"/>
+        </w:rPr>
+      </w:r>
     </w:p>
     <w:p>
       <w:pPr>
@@ -469,12 +825,22 @@
         <w:spacing w:line="240" w:lineRule="auto"/>
         <w:ind w:left="720"/>
       </w:pPr>
-      <w:r/>
-      <w:r>
+      <w:r>
+        <w:rPr>
+          <w:lang w:val="pt_PT" w:bidi="pt_PT"/>
+        </w:rPr>
+      </w:r>
+      <w:r>
+        <w:rPr>
+          <w:lang w:val="pt_PT" w:bidi="pt_PT"/>
+        </w:rPr>
         <w:t xml:space="preserve">Jesus existia antes de seu nascimento e salvou o povo de Israel do Egito. Mais tarde, ele puniu aqueles que foram infiéis (compare </w:t>
       </w:r>
       <w:hyperlink r:id="rId24">
         <w:r>
+          <w:rPr>
+            <w:lang w:val="pt_PT" w:bidi="pt_PT"/>
+          </w:rPr>
           <w:rPr>
             <w:color w:val="0000EE"/>
             <w:u w:val="single"/>
@@ -483,6 +849,9 @@
         </w:r>
       </w:hyperlink>
       <w:r>
+        <w:rPr>
+          <w:lang w:val="pt_PT" w:bidi="pt_PT"/>
+        </w:rPr>
         <w:t>).</w:t>
       </w:r>
     </w:p>
@@ -492,18 +861,29 @@
         <w:spacing w:line="240" w:lineRule="auto"/>
         <w:ind w:left="720"/>
       </w:pPr>
-      <w:r/>
+      <w:r>
+        <w:rPr>
+          <w:lang w:val="pt_PT" w:bidi="pt_PT"/>
+        </w:rPr>
+      </w:r>
       <w:r>
         <w:rPr>
           <w:i/>
+          <w:lang w:val="pt_PT" w:bidi="pt_PT"/>
         </w:rPr>
         <w:t>Depois que Jesus libertou Seu povo da terra do Egito, Ele destruiu aqueles que não acreditaram:</w:t>
       </w:r>
       <w:r>
+        <w:rPr>
+          <w:lang w:val="pt_PT" w:bidi="pt_PT"/>
+        </w:rPr>
         <w:t xml:space="preserve"> A maioria das pessoas não confiou que Deus as manteria seguras. Como não acreditaram, Deus fez com que aquela geração (exceto Josué e Calebe) vagasse no deserto até morrer (veja </w:t>
       </w:r>
       <w:hyperlink r:id="rId25">
         <w:r>
+          <w:rPr>
+            <w:lang w:val="pt_PT" w:bidi="pt_PT"/>
+          </w:rPr>
           <w:rPr>
             <w:color w:val="0000EE"/>
             <w:u w:val="single"/>
@@ -512,30 +892,64 @@
         </w:r>
       </w:hyperlink>
       <w:r>
+        <w:rPr>
+          <w:lang w:val="pt_PT" w:bidi="pt_PT"/>
+        </w:rPr>
         <w:t>).</w:t>
       </w:r>
-      <w:r/>
-      <w:r/>
-    </w:p>
-    <w:p>
-      <w:r/>
+      <w:r>
+        <w:rPr>
+          <w:lang w:val="pt_PT" w:bidi="pt_PT"/>
+        </w:rPr>
+      </w:r>
+      <w:r>
+        <w:rPr>
+          <w:lang w:val="pt_PT" w:bidi="pt_PT"/>
+        </w:rPr>
+      </w:r>
+    </w:p>
+    <w:p>
+      <w:pPr/>
+      <w:r>
+        <w:rPr>
+          <w:lang w:val="pt_PT" w:bidi="pt_PT"/>
+        </w:rPr>
+      </w:r>
     </w:p>
     <w:p>
       <w:pPr>
         <w:pStyle w:val="Heading2"/>
       </w:pPr>
       <w:r>
+        <w:rPr>
+          <w:lang w:val="pt_PT" w:bidi="pt_PT"/>
+        </w:rPr>
         <w:t>Judas 1.5–16</w:t>
       </w:r>
-      <w:r/>
-    </w:p>
-    <w:p>
-      <w:r/>
-      <w:r>
+      <w:r>
+        <w:rPr>
+          <w:lang w:val="pt_PT" w:bidi="pt_PT"/>
+        </w:rPr>
+      </w:r>
+    </w:p>
+    <w:p>
+      <w:pPr/>
+      <w:r>
+        <w:rPr>
+          <w:lang w:val="pt_PT" w:bidi="pt_PT"/>
+        </w:rPr>
+      </w:r>
+      <w:r>
+        <w:rPr>
+          <w:lang w:val="pt_PT" w:bidi="pt_PT"/>
+        </w:rPr>
         <w:t xml:space="preserve">Esta seção explica "designados há muito tempo para condenação" em </w:t>
       </w:r>
       <w:hyperlink r:id="rId26">
         <w:r>
+          <w:rPr>
+            <w:lang w:val="pt_PT" w:bidi="pt_PT"/>
+          </w:rPr>
           <w:rPr>
             <w:color w:val="0000EE"/>
             <w:u w:val="single"/>
@@ -544,42 +958,88 @@
         </w:r>
       </w:hyperlink>
       <w:r>
+        <w:rPr>
+          <w:lang w:val="pt_PT" w:bidi="pt_PT"/>
+        </w:rPr>
         <w:t xml:space="preserve"> usando exemplos do Antigo Testamento sobre o julgamento de Deus sobre falsos mestres.</w:t>
       </w:r>
-      <w:r/>
-      <w:r/>
-    </w:p>
-    <w:p>
-      <w:r/>
+      <w:r>
+        <w:rPr>
+          <w:lang w:val="pt_PT" w:bidi="pt_PT"/>
+        </w:rPr>
+      </w:r>
+      <w:r>
+        <w:rPr>
+          <w:lang w:val="pt_PT" w:bidi="pt_PT"/>
+        </w:rPr>
+      </w:r>
+    </w:p>
+    <w:p>
+      <w:pPr/>
+      <w:r>
+        <w:rPr>
+          <w:lang w:val="pt_PT" w:bidi="pt_PT"/>
+        </w:rPr>
+      </w:r>
     </w:p>
     <w:p>
       <w:pPr>
         <w:pStyle w:val="Heading2"/>
       </w:pPr>
       <w:r>
+        <w:rPr>
+          <w:lang w:val="pt_PT" w:bidi="pt_PT"/>
+        </w:rPr>
         <w:t>Judas 1.6</w:t>
       </w:r>
-      <w:r/>
-    </w:p>
-    <w:p>
-      <w:r/>
-      <w:r>
+      <w:r>
+        <w:rPr>
+          <w:lang w:val="pt_PT" w:bidi="pt_PT"/>
+        </w:rPr>
+      </w:r>
+    </w:p>
+    <w:p>
+      <w:pPr/>
+      <w:r>
+        <w:rPr>
+          <w:lang w:val="pt_PT" w:bidi="pt_PT"/>
+        </w:rPr>
+      </w:r>
+      <w:r>
+        <w:rPr>
+          <w:lang w:val="pt_PT" w:bidi="pt_PT"/>
+        </w:rPr>
         <w:t xml:space="preserve">Os anjos podem se referir à queda de Satanás e aos anjos que o seguiram, mas nenhum trecho do Antigo Testamento descreve claramente esse evento (veja as notas de estudo em </w:t>
       </w:r>
       <w:r>
+        <w:rPr>
+          <w:lang w:val="pt_PT" w:bidi="pt_PT"/>
+        </w:rPr>
         <w:t>Is 14.12–17</w:t>
       </w:r>
       <w:r>
+        <w:rPr>
+          <w:lang w:val="pt_PT" w:bidi="pt_PT"/>
+        </w:rPr>
         <w:t xml:space="preserve">; </w:t>
       </w:r>
       <w:r>
+        <w:rPr>
+          <w:lang w:val="pt_PT" w:bidi="pt_PT"/>
+        </w:rPr>
         <w:t>Ez 28.12–19</w:t>
       </w:r>
       <w:r>
+        <w:rPr>
+          <w:lang w:val="pt_PT" w:bidi="pt_PT"/>
+        </w:rPr>
         <w:t xml:space="preserve">). Judas provavelmente estava se referindo a </w:t>
       </w:r>
       <w:hyperlink r:id="rId27">
         <w:r>
+          <w:rPr>
+            <w:lang w:val="pt_PT" w:bidi="pt_PT"/>
+          </w:rPr>
           <w:rPr>
             <w:color w:val="0000EE"/>
             <w:u w:val="single"/>
@@ -588,10 +1048,16 @@
         </w:r>
       </w:hyperlink>
       <w:r>
+        <w:rPr>
+          <w:lang w:val="pt_PT" w:bidi="pt_PT"/>
+        </w:rPr>
         <w:t xml:space="preserve">. A tradição judaica entendia os “filhos de Deus” em </w:t>
       </w:r>
       <w:hyperlink r:id="rId28">
         <w:r>
+          <w:rPr>
+            <w:lang w:val="pt_PT" w:bidi="pt_PT"/>
+          </w:rPr>
           <w:rPr>
             <w:color w:val="0000EE"/>
             <w:u w:val="single"/>
@@ -600,31 +1066,53 @@
         </w:r>
       </w:hyperlink>
       <w:r>
+        <w:rPr>
+          <w:lang w:val="pt_PT" w:bidi="pt_PT"/>
+        </w:rPr>
         <w:t xml:space="preserve"> como anjos perversos. Eles acreditavam que Deus puniu esses anjos porque tiveram relações sexuais com mulheres (veja </w:t>
       </w:r>
       <w:r>
         <w:rPr>
           <w:i/>
+          <w:lang w:val="pt_PT" w:bidi="pt_PT"/>
         </w:rPr>
         <w:t>1 Enoque</w:t>
       </w:r>
       <w:r>
+        <w:rPr>
+          <w:lang w:val="pt_PT" w:bidi="pt_PT"/>
+        </w:rPr>
         <w:t xml:space="preserve"> 6–10; veja também as notas de estudo em </w:t>
       </w:r>
       <w:r>
+        <w:rPr>
+          <w:lang w:val="pt_PT" w:bidi="pt_PT"/>
+        </w:rPr>
         <w:t>1Pe 3.19–20</w:t>
       </w:r>
       <w:r>
+        <w:rPr>
+          <w:lang w:val="pt_PT" w:bidi="pt_PT"/>
+        </w:rPr>
         <w:t xml:space="preserve">; </w:t>
       </w:r>
       <w:r>
+        <w:rPr>
+          <w:lang w:val="pt_PT" w:bidi="pt_PT"/>
+        </w:rPr>
         <w:t>2Pe 2.4</w:t>
       </w:r>
       <w:r>
+        <w:rPr>
+          <w:lang w:val="pt_PT" w:bidi="pt_PT"/>
+        </w:rPr>
         <w:t xml:space="preserve">). Judas mais tarde (nos </w:t>
       </w:r>
       <w:hyperlink r:id="rId29">
         <w:r>
+          <w:rPr>
+            <w:lang w:val="pt_PT" w:bidi="pt_PT"/>
+          </w:rPr>
           <w:rPr>
             <w:color w:val="0000EE"/>
             <w:u w:val="single"/>
@@ -633,31 +1121,58 @@
         </w:r>
       </w:hyperlink>
       <w:r>
+        <w:rPr>
+          <w:lang w:val="pt_PT" w:bidi="pt_PT"/>
+        </w:rPr>
         <w:t xml:space="preserve">) cita diretamente </w:t>
       </w:r>
       <w:r>
         <w:rPr>
           <w:i/>
+          <w:lang w:val="pt_PT" w:bidi="pt_PT"/>
         </w:rPr>
         <w:t>1 Enoque</w:t>
       </w:r>
       <w:r>
+        <w:rPr>
+          <w:lang w:val="pt_PT" w:bidi="pt_PT"/>
+        </w:rPr>
         <w:t>.</w:t>
       </w:r>
-      <w:r/>
-      <w:r/>
-    </w:p>
-    <w:p>
-      <w:r/>
+      <w:r>
+        <w:rPr>
+          <w:lang w:val="pt_PT" w:bidi="pt_PT"/>
+        </w:rPr>
+      </w:r>
+      <w:r>
+        <w:rPr>
+          <w:lang w:val="pt_PT" w:bidi="pt_PT"/>
+        </w:rPr>
+      </w:r>
+    </w:p>
+    <w:p>
+      <w:pPr/>
+      <w:r>
+        <w:rPr>
+          <w:lang w:val="pt_PT" w:bidi="pt_PT"/>
+        </w:rPr>
+      </w:r>
     </w:p>
     <w:p>
       <w:pPr>
         <w:pStyle w:val="Heading2"/>
       </w:pPr>
       <w:r>
+        <w:rPr>
+          <w:lang w:val="pt_PT" w:bidi="pt_PT"/>
+        </w:rPr>
         <w:t>Judas 1.7</w:t>
       </w:r>
-      <w:r/>
+      <w:r>
+        <w:rPr>
+          <w:lang w:val="pt_PT" w:bidi="pt_PT"/>
+        </w:rPr>
+      </w:r>
     </w:p>
     <w:p>
       <w:pPr>
@@ -665,12 +1180,22 @@
         <w:spacing w:line="240" w:lineRule="auto"/>
         <w:ind w:left="720"/>
       </w:pPr>
-      <w:r/>
-      <w:r>
+      <w:r>
+        <w:rPr>
+          <w:lang w:val="pt_PT" w:bidi="pt_PT"/>
+        </w:rPr>
+      </w:r>
+      <w:r>
+        <w:rPr>
+          <w:lang w:val="pt_PT" w:bidi="pt_PT"/>
+        </w:rPr>
         <w:t xml:space="preserve">O julgamento de Deus sobre Sodoma e Gomorra tornou-se bem conhecido (veja </w:t>
       </w:r>
       <w:hyperlink r:id="rId30">
         <w:r>
+          <w:rPr>
+            <w:lang w:val="pt_PT" w:bidi="pt_PT"/>
+          </w:rPr>
           <w:rPr>
             <w:color w:val="0000EE"/>
             <w:u w:val="single"/>
@@ -679,10 +1204,16 @@
         </w:r>
       </w:hyperlink>
       <w:r>
+        <w:rPr>
+          <w:lang w:val="pt_PT" w:bidi="pt_PT"/>
+        </w:rPr>
         <w:t xml:space="preserve">; </w:t>
       </w:r>
       <w:hyperlink r:id="rId31">
         <w:r>
+          <w:rPr>
+            <w:lang w:val="pt_PT" w:bidi="pt_PT"/>
+          </w:rPr>
           <w:rPr>
             <w:color w:val="0000EE"/>
             <w:u w:val="single"/>
@@ -691,6 +1222,9 @@
         </w:r>
       </w:hyperlink>
       <w:r>
+        <w:rPr>
+          <w:lang w:val="pt_PT" w:bidi="pt_PT"/>
+        </w:rPr>
         <w:t>).</w:t>
       </w:r>
     </w:p>
@@ -700,18 +1234,29 @@
         <w:spacing w:line="240" w:lineRule="auto"/>
         <w:ind w:left="720"/>
       </w:pPr>
-      <w:r/>
+      <w:r>
+        <w:rPr>
+          <w:lang w:val="pt_PT" w:bidi="pt_PT"/>
+        </w:rPr>
+      </w:r>
       <w:r>
         <w:rPr>
           <w:i/>
+          <w:lang w:val="pt_PT" w:bidi="pt_PT"/>
         </w:rPr>
         <w:t>as cidades ao redor delas</w:t>
       </w:r>
       <w:r>
+        <w:rPr>
+          <w:lang w:val="pt_PT" w:bidi="pt_PT"/>
+        </w:rPr>
         <w:t xml:space="preserve">: </w:t>
       </w:r>
       <w:hyperlink r:id="rId32">
         <w:r>
+          <w:rPr>
+            <w:lang w:val="pt_PT" w:bidi="pt_PT"/>
+          </w:rPr>
           <w:rPr>
             <w:color w:val="0000EE"/>
             <w:u w:val="single"/>
@@ -720,6 +1265,9 @@
         </w:r>
       </w:hyperlink>
       <w:r>
+        <w:rPr>
+          <w:lang w:val="pt_PT" w:bidi="pt_PT"/>
+        </w:rPr>
         <w:t xml:space="preserve"> menciona Admá e Zeboim.</w:t>
       </w:r>
     </w:p>
@@ -729,18 +1277,29 @@
         <w:spacing w:line="240" w:lineRule="auto"/>
         <w:ind w:left="720"/>
       </w:pPr>
-      <w:r/>
+      <w:r>
+        <w:rPr>
+          <w:lang w:val="pt_PT" w:bidi="pt_PT"/>
+        </w:rPr>
+      </w:r>
       <w:r>
         <w:rPr>
           <w:i/>
+          <w:lang w:val="pt_PT" w:bidi="pt_PT"/>
         </w:rPr>
         <w:t>imoralidade sexual e buscaram carne estranha</w:t>
       </w:r>
       <w:r>
+        <w:rPr>
+          <w:lang w:val="pt_PT" w:bidi="pt_PT"/>
+        </w:rPr>
         <w:t>: isso provavelmente se refere a relações sexuais entre pessoas do mesmo sexo (</w:t>
       </w:r>
       <w:hyperlink r:id="rId33">
         <w:r>
+          <w:rPr>
+            <w:lang w:val="pt_PT" w:bidi="pt_PT"/>
+          </w:rPr>
           <w:rPr>
             <w:color w:val="0000EE"/>
             <w:u w:val="single"/>
@@ -749,36 +1308,71 @@
         </w:r>
       </w:hyperlink>
       <w:r>
+        <w:rPr>
+          <w:lang w:val="pt_PT" w:bidi="pt_PT"/>
+        </w:rPr>
         <w:t>).</w:t>
       </w:r>
-      <w:r/>
-      <w:r/>
-    </w:p>
-    <w:p>
-      <w:r/>
+      <w:r>
+        <w:rPr>
+          <w:lang w:val="pt_PT" w:bidi="pt_PT"/>
+        </w:rPr>
+      </w:r>
+      <w:r>
+        <w:rPr>
+          <w:lang w:val="pt_PT" w:bidi="pt_PT"/>
+        </w:rPr>
+      </w:r>
+    </w:p>
+    <w:p>
+      <w:pPr/>
+      <w:r>
+        <w:rPr>
+          <w:lang w:val="pt_PT" w:bidi="pt_PT"/>
+        </w:rPr>
+      </w:r>
     </w:p>
     <w:p>
       <w:pPr>
         <w:pStyle w:val="Heading2"/>
       </w:pPr>
       <w:r>
+        <w:rPr>
+          <w:lang w:val="pt_PT" w:bidi="pt_PT"/>
+        </w:rPr>
         <w:t>Judas 1.8</w:t>
       </w:r>
-      <w:r/>
-    </w:p>
-    <w:p>
-      <w:r/>
+      <w:r>
+        <w:rPr>
+          <w:lang w:val="pt_PT" w:bidi="pt_PT"/>
+        </w:rPr>
+      </w:r>
+    </w:p>
+    <w:p>
+      <w:pPr/>
+      <w:r>
+        <w:rPr>
+          <w:lang w:val="pt_PT" w:bidi="pt_PT"/>
+        </w:rPr>
+      </w:r>
       <w:r>
         <w:rPr>
           <w:i/>
+          <w:lang w:val="pt_PT" w:bidi="pt_PT"/>
         </w:rPr>
         <w:t>seres gloriosos</w:t>
       </w:r>
       <w:r>
+        <w:rPr>
+          <w:lang w:val="pt_PT" w:bidi="pt_PT"/>
+        </w:rPr>
         <w:t xml:space="preserve">: Isso provavelmente se refere a anjos malignos. No Antigo Testamento e no judaísmo, os anjos desempenhavam um papel importante no julgamento. Os falsos mestres podem ter estado minimizando a realidade de um julgamento futuro (veja </w:t>
       </w:r>
       <w:hyperlink r:id="rId34">
         <w:r>
+          <w:rPr>
+            <w:lang w:val="pt_PT" w:bidi="pt_PT"/>
+          </w:rPr>
           <w:rPr>
             <w:color w:val="0000EE"/>
             <w:u w:val="single"/>
@@ -787,10 +1381,16 @@
         </w:r>
       </w:hyperlink>
       <w:r>
+        <w:rPr>
+          <w:lang w:val="pt_PT" w:bidi="pt_PT"/>
+        </w:rPr>
         <w:t xml:space="preserve">; </w:t>
       </w:r>
       <w:hyperlink r:id="rId35">
         <w:r>
+          <w:rPr>
+            <w:lang w:val="pt_PT" w:bidi="pt_PT"/>
+          </w:rPr>
           <w:rPr>
             <w:color w:val="0000EE"/>
             <w:u w:val="single"/>
@@ -799,10 +1399,16 @@
         </w:r>
       </w:hyperlink>
       <w:r>
+        <w:rPr>
+          <w:lang w:val="pt_PT" w:bidi="pt_PT"/>
+        </w:rPr>
         <w:t xml:space="preserve">) ou negando a origem gloriosa desses anjos que se rebelaram contra Deus (compare </w:t>
       </w:r>
       <w:hyperlink r:id="rId36">
         <w:r>
+          <w:rPr>
+            <w:lang w:val="pt_PT" w:bidi="pt_PT"/>
+          </w:rPr>
           <w:rPr>
             <w:color w:val="0000EE"/>
             <w:u w:val="single"/>
@@ -811,30 +1417,64 @@
         </w:r>
       </w:hyperlink>
       <w:r>
+        <w:rPr>
+          <w:lang w:val="pt_PT" w:bidi="pt_PT"/>
+        </w:rPr>
         <w:t>).</w:t>
       </w:r>
-      <w:r/>
-      <w:r/>
-    </w:p>
-    <w:p>
-      <w:r/>
+      <w:r>
+        <w:rPr>
+          <w:lang w:val="pt_PT" w:bidi="pt_PT"/>
+        </w:rPr>
+      </w:r>
+      <w:r>
+        <w:rPr>
+          <w:lang w:val="pt_PT" w:bidi="pt_PT"/>
+        </w:rPr>
+      </w:r>
+    </w:p>
+    <w:p>
+      <w:pPr/>
+      <w:r>
+        <w:rPr>
+          <w:lang w:val="pt_PT" w:bidi="pt_PT"/>
+        </w:rPr>
+      </w:r>
     </w:p>
     <w:p>
       <w:pPr>
         <w:pStyle w:val="Heading2"/>
       </w:pPr>
       <w:r>
+        <w:rPr>
+          <w:lang w:val="pt_PT" w:bidi="pt_PT"/>
+        </w:rPr>
         <w:t>Judas 1.9</w:t>
       </w:r>
-      <w:r/>
-    </w:p>
-    <w:p>
-      <w:r/>
-      <w:r>
+      <w:r>
+        <w:rPr>
+          <w:lang w:val="pt_PT" w:bidi="pt_PT"/>
+        </w:rPr>
+      </w:r>
+    </w:p>
+    <w:p>
+      <w:pPr/>
+      <w:r>
+        <w:rPr>
+          <w:lang w:val="pt_PT" w:bidi="pt_PT"/>
+        </w:rPr>
+      </w:r>
+      <w:r>
+        <w:rPr>
+          <w:lang w:val="pt_PT" w:bidi="pt_PT"/>
+        </w:rPr>
         <w:t xml:space="preserve">Miguel é um dos anjos mais poderosos. Na tradição judaica, um "arcanjo" é a mais alta classificação de anjo (veja também </w:t>
       </w:r>
       <w:hyperlink r:id="rId37">
         <w:r>
+          <w:rPr>
+            <w:lang w:val="pt_PT" w:bidi="pt_PT"/>
+          </w:rPr>
           <w:rPr>
             <w:color w:val="0000EE"/>
             <w:u w:val="single"/>
@@ -843,10 +1483,16 @@
         </w:r>
       </w:hyperlink>
       <w:r>
+        <w:rPr>
+          <w:lang w:val="pt_PT" w:bidi="pt_PT"/>
+        </w:rPr>
         <w:t>). Miguel é mencionado várias vezes na Bíblia (</w:t>
       </w:r>
       <w:hyperlink r:id="rId38">
         <w:r>
+          <w:rPr>
+            <w:lang w:val="pt_PT" w:bidi="pt_PT"/>
+          </w:rPr>
           <w:rPr>
             <w:color w:val="0000EE"/>
             <w:u w:val="single"/>
@@ -855,10 +1501,16 @@
         </w:r>
       </w:hyperlink>
       <w:r>
+        <w:rPr>
+          <w:lang w:val="pt_PT" w:bidi="pt_PT"/>
+        </w:rPr>
         <w:t>,</w:t>
       </w:r>
       <w:hyperlink r:id="rId39">
         <w:r>
+          <w:rPr>
+            <w:lang w:val="pt_PT" w:bidi="pt_PT"/>
+          </w:rPr>
           <w:rPr>
             <w:color w:val="0000EE"/>
             <w:u w:val="single"/>
@@ -867,10 +1519,16 @@
         </w:r>
       </w:hyperlink>
       <w:r>
+        <w:rPr>
+          <w:lang w:val="pt_PT" w:bidi="pt_PT"/>
+        </w:rPr>
         <w:t xml:space="preserve">; </w:t>
       </w:r>
       <w:hyperlink r:id="rId40">
         <w:r>
+          <w:rPr>
+            <w:lang w:val="pt_PT" w:bidi="pt_PT"/>
+          </w:rPr>
           <w:rPr>
             <w:color w:val="0000EE"/>
             <w:u w:val="single"/>
@@ -879,10 +1537,16 @@
         </w:r>
       </w:hyperlink>
       <w:r>
+        <w:rPr>
+          <w:lang w:val="pt_PT" w:bidi="pt_PT"/>
+        </w:rPr>
         <w:t xml:space="preserve">; </w:t>
       </w:r>
       <w:hyperlink r:id="rId41">
         <w:r>
+          <w:rPr>
+            <w:lang w:val="pt_PT" w:bidi="pt_PT"/>
+          </w:rPr>
           <w:rPr>
             <w:color w:val="0000EE"/>
             <w:u w:val="single"/>
@@ -891,31 +1555,58 @@
         </w:r>
       </w:hyperlink>
       <w:r>
+        <w:rPr>
+          <w:lang w:val="pt_PT" w:bidi="pt_PT"/>
+        </w:rPr>
         <w:t xml:space="preserve">). A história dele lutando contra o diabo pelo corpo de Moisés não está no Antigo Testamento, mas é encontrada na tradição judaica (veja </w:t>
       </w:r>
       <w:r>
         <w:rPr>
           <w:i/>
+          <w:lang w:val="pt_PT" w:bidi="pt_PT"/>
         </w:rPr>
         <w:t>Assunção de Moisés</w:t>
       </w:r>
       <w:r>
+        <w:rPr>
+          <w:lang w:val="pt_PT" w:bidi="pt_PT"/>
+        </w:rPr>
         <w:t>).</w:t>
       </w:r>
-      <w:r/>
-      <w:r/>
-    </w:p>
-    <w:p>
-      <w:r/>
+      <w:r>
+        <w:rPr>
+          <w:lang w:val="pt_PT" w:bidi="pt_PT"/>
+        </w:rPr>
+      </w:r>
+      <w:r>
+        <w:rPr>
+          <w:lang w:val="pt_PT" w:bidi="pt_PT"/>
+        </w:rPr>
+      </w:r>
+    </w:p>
+    <w:p>
+      <w:pPr/>
+      <w:r>
+        <w:rPr>
+          <w:lang w:val="pt_PT" w:bidi="pt_PT"/>
+        </w:rPr>
+      </w:r>
     </w:p>
     <w:p>
       <w:pPr>
         <w:pStyle w:val="Heading2"/>
       </w:pPr>
       <w:r>
+        <w:rPr>
+          <w:lang w:val="pt_PT" w:bidi="pt_PT"/>
+        </w:rPr>
         <w:t>Judas 1.11</w:t>
       </w:r>
-      <w:r/>
+      <w:r>
+        <w:rPr>
+          <w:lang w:val="pt_PT" w:bidi="pt_PT"/>
+        </w:rPr>
+      </w:r>
     </w:p>
     <w:p>
       <w:pPr>
@@ -923,18 +1614,29 @@
         <w:spacing w:line="240" w:lineRule="auto"/>
         <w:ind w:left="720"/>
       </w:pPr>
-      <w:r/>
+      <w:r>
+        <w:rPr>
+          <w:lang w:val="pt_PT" w:bidi="pt_PT"/>
+        </w:rPr>
+      </w:r>
       <w:r>
         <w:rPr>
           <w:i/>
+          <w:lang w:val="pt_PT" w:bidi="pt_PT"/>
         </w:rPr>
         <w:t>Caim</w:t>
       </w:r>
       <w:r>
+        <w:rPr>
+          <w:lang w:val="pt_PT" w:bidi="pt_PT"/>
+        </w:rPr>
         <w:t xml:space="preserve">: Consulte </w:t>
       </w:r>
       <w:hyperlink r:id="rId42">
         <w:r>
+          <w:rPr>
+            <w:lang w:val="pt_PT" w:bidi="pt_PT"/>
+          </w:rPr>
           <w:rPr>
             <w:color w:val="0000EE"/>
             <w:u w:val="single"/>
@@ -943,6 +1645,9 @@
         </w:r>
       </w:hyperlink>
       <w:r>
+        <w:rPr>
+          <w:lang w:val="pt_PT" w:bidi="pt_PT"/>
+        </w:rPr>
         <w:t>.</w:t>
       </w:r>
     </w:p>
@@ -952,20 +1657,34 @@
         <w:spacing w:line="240" w:lineRule="auto"/>
         <w:ind w:left="720"/>
       </w:pPr>
-      <w:r/>
+      <w:r>
+        <w:rPr>
+          <w:lang w:val="pt_PT" w:bidi="pt_PT"/>
+        </w:rPr>
+      </w:r>
       <w:r>
         <w:rPr>
           <w:i/>
+          <w:lang w:val="pt_PT" w:bidi="pt_PT"/>
         </w:rPr>
         <w:t>Balaão</w:t>
       </w:r>
       <w:r>
+        <w:rPr>
+          <w:lang w:val="pt_PT" w:bidi="pt_PT"/>
+        </w:rPr>
         <w:t xml:space="preserve">: Veja </w:t>
       </w:r>
       <w:r>
+        <w:rPr>
+          <w:lang w:val="pt_PT" w:bidi="pt_PT"/>
+        </w:rPr>
         <w:t>a nota de estudo em 2Pe 2.15</w:t>
       </w:r>
       <w:r>
+        <w:rPr>
+          <w:lang w:val="pt_PT" w:bidi="pt_PT"/>
+        </w:rPr>
         <w:t>.</w:t>
       </w:r>
     </w:p>
@@ -975,18 +1694,29 @@
         <w:spacing w:line="240" w:lineRule="auto"/>
         <w:ind w:left="720"/>
       </w:pPr>
-      <w:r/>
+      <w:r>
+        <w:rPr>
+          <w:lang w:val="pt_PT" w:bidi="pt_PT"/>
+        </w:rPr>
+      </w:r>
       <w:r>
         <w:rPr>
           <w:i/>
+          <w:lang w:val="pt_PT" w:bidi="pt_PT"/>
         </w:rPr>
         <w:t>Corá</w:t>
       </w:r>
       <w:r>
+        <w:rPr>
+          <w:lang w:val="pt_PT" w:bidi="pt_PT"/>
+        </w:rPr>
         <w:t xml:space="preserve">: Consulte </w:t>
       </w:r>
       <w:hyperlink r:id="rId43">
         <w:r>
+          <w:rPr>
+            <w:lang w:val="pt_PT" w:bidi="pt_PT"/>
+          </w:rPr>
           <w:rPr>
             <w:color w:val="0000EE"/>
             <w:u w:val="single"/>
@@ -995,70 +1725,160 @@
         </w:r>
       </w:hyperlink>
       <w:r>
+        <w:rPr>
+          <w:lang w:val="pt_PT" w:bidi="pt_PT"/>
+        </w:rPr>
         <w:t>.</w:t>
       </w:r>
-      <w:r/>
-      <w:r/>
-    </w:p>
-    <w:p>
-      <w:r/>
+      <w:r>
+        <w:rPr>
+          <w:lang w:val="pt_PT" w:bidi="pt_PT"/>
+        </w:rPr>
+      </w:r>
+      <w:r>
+        <w:rPr>
+          <w:lang w:val="pt_PT" w:bidi="pt_PT"/>
+        </w:rPr>
+      </w:r>
+    </w:p>
+    <w:p>
+      <w:pPr/>
+      <w:r>
+        <w:rPr>
+          <w:lang w:val="pt_PT" w:bidi="pt_PT"/>
+        </w:rPr>
+      </w:r>
     </w:p>
     <w:p>
       <w:pPr>
         <w:pStyle w:val="Heading2"/>
       </w:pPr>
       <w:r>
+        <w:rPr>
+          <w:lang w:val="pt_PT" w:bidi="pt_PT"/>
+        </w:rPr>
         <w:t>Judas 1.12</w:t>
       </w:r>
-      <w:r/>
-    </w:p>
-    <w:p>
-      <w:r/>
-      <w:r>
+      <w:r>
+        <w:rPr>
+          <w:lang w:val="pt_PT" w:bidi="pt_PT"/>
+        </w:rPr>
+      </w:r>
+    </w:p>
+    <w:p>
+      <w:pPr/>
+      <w:r>
+        <w:rPr>
+          <w:lang w:val="pt_PT" w:bidi="pt_PT"/>
+        </w:rPr>
+      </w:r>
+      <w:r>
+        <w:rPr>
+          <w:lang w:val="pt_PT" w:bidi="pt_PT"/>
+        </w:rPr>
         <w:t>Os primeiros cristãos celebravam a Ceia do Senhor como parte de refeições de comunhão que compartilhavam entre si.</w:t>
       </w:r>
-      <w:r/>
-      <w:r/>
-    </w:p>
-    <w:p>
-      <w:r/>
+      <w:r>
+        <w:rPr>
+          <w:lang w:val="pt_PT" w:bidi="pt_PT"/>
+        </w:rPr>
+      </w:r>
+      <w:r>
+        <w:rPr>
+          <w:lang w:val="pt_PT" w:bidi="pt_PT"/>
+        </w:rPr>
+      </w:r>
+    </w:p>
+    <w:p>
+      <w:pPr/>
+      <w:r>
+        <w:rPr>
+          <w:lang w:val="pt_PT" w:bidi="pt_PT"/>
+        </w:rPr>
+      </w:r>
     </w:p>
     <w:p>
       <w:pPr>
         <w:pStyle w:val="Heading2"/>
       </w:pPr>
       <w:r>
+        <w:rPr>
+          <w:lang w:val="pt_PT" w:bidi="pt_PT"/>
+        </w:rPr>
         <w:t>Judas 1.13</w:t>
       </w:r>
-      <w:r/>
-    </w:p>
-    <w:p>
-      <w:r/>
-      <w:r>
+      <w:r>
+        <w:rPr>
+          <w:lang w:val="pt_PT" w:bidi="pt_PT"/>
+        </w:rPr>
+      </w:r>
+    </w:p>
+    <w:p>
+      <w:pPr/>
+      <w:r>
+        <w:rPr>
+          <w:lang w:val="pt_PT" w:bidi="pt_PT"/>
+        </w:rPr>
+      </w:r>
+      <w:r>
+        <w:rPr>
+          <w:lang w:val="pt_PT" w:bidi="pt_PT"/>
+        </w:rPr>
         <w:t>Antigamente, as pessoas pensavam que os planetas eram estrelas errantes porque se moviam em padrões irregulares pelo céu. Da mesma forma, falsos mestres vagavam (ensinando coisas que não eram verdadeiras), e Deus condenou suas ações.</w:t>
       </w:r>
-      <w:r/>
-      <w:r/>
-    </w:p>
-    <w:p>
-      <w:r/>
+      <w:r>
+        <w:rPr>
+          <w:lang w:val="pt_PT" w:bidi="pt_PT"/>
+        </w:rPr>
+      </w:r>
+      <w:r>
+        <w:rPr>
+          <w:lang w:val="pt_PT" w:bidi="pt_PT"/>
+        </w:rPr>
+      </w:r>
+    </w:p>
+    <w:p>
+      <w:pPr/>
+      <w:r>
+        <w:rPr>
+          <w:lang w:val="pt_PT" w:bidi="pt_PT"/>
+        </w:rPr>
+      </w:r>
     </w:p>
     <w:p>
       <w:pPr>
         <w:pStyle w:val="Heading2"/>
       </w:pPr>
       <w:r>
+        <w:rPr>
+          <w:lang w:val="pt_PT" w:bidi="pt_PT"/>
+        </w:rPr>
         <w:t>Judas 1.14–15</w:t>
       </w:r>
-      <w:r/>
-    </w:p>
-    <w:p>
-      <w:r/>
-      <w:r>
+      <w:r>
+        <w:rPr>
+          <w:lang w:val="pt_PT" w:bidi="pt_PT"/>
+        </w:rPr>
+      </w:r>
+    </w:p>
+    <w:p>
+      <w:pPr/>
+      <w:r>
+        <w:rPr>
+          <w:lang w:val="pt_PT" w:bidi="pt_PT"/>
+        </w:rPr>
+      </w:r>
+      <w:r>
+        <w:rPr>
+          <w:lang w:val="pt_PT" w:bidi="pt_PT"/>
+        </w:rPr>
         <w:t xml:space="preserve">Enoque foi um dos primeiros descendentes de Adão (veja </w:t>
       </w:r>
       <w:hyperlink r:id="rId44">
         <w:r>
+          <w:rPr>
+            <w:lang w:val="pt_PT" w:bidi="pt_PT"/>
+          </w:rPr>
           <w:rPr>
             <w:color w:val="0000EE"/>
             <w:u w:val="single"/>
@@ -1067,10 +1887,16 @@
         </w:r>
       </w:hyperlink>
       <w:r>
+        <w:rPr>
+          <w:lang w:val="pt_PT" w:bidi="pt_PT"/>
+        </w:rPr>
         <w:t xml:space="preserve">; </w:t>
       </w:r>
       <w:hyperlink r:id="rId45">
         <w:r>
+          <w:rPr>
+            <w:lang w:val="pt_PT" w:bidi="pt_PT"/>
+          </w:rPr>
           <w:rPr>
             <w:color w:val="0000EE"/>
             <w:u w:val="single"/>
@@ -1079,10 +1905,16 @@
         </w:r>
       </w:hyperlink>
       <w:r>
+        <w:rPr>
+          <w:lang w:val="pt_PT" w:bidi="pt_PT"/>
+        </w:rPr>
         <w:t xml:space="preserve">). </w:t>
       </w:r>
       <w:hyperlink r:id="rId46">
         <w:r>
+          <w:rPr>
+            <w:lang w:val="pt_PT" w:bidi="pt_PT"/>
+          </w:rPr>
           <w:rPr>
             <w:color w:val="0000EE"/>
             <w:u w:val="single"/>
@@ -1091,10 +1923,16 @@
         </w:r>
       </w:hyperlink>
       <w:r>
+        <w:rPr>
+          <w:lang w:val="pt_PT" w:bidi="pt_PT"/>
+        </w:rPr>
         <w:t xml:space="preserve"> sugere que Enoque não morreu, mas foi levado diretamente para o céu (compare </w:t>
       </w:r>
       <w:hyperlink r:id="rId47">
         <w:r>
+          <w:rPr>
+            <w:lang w:val="pt_PT" w:bidi="pt_PT"/>
+          </w:rPr>
           <w:rPr>
             <w:color w:val="0000EE"/>
             <w:u w:val="single"/>
@@ -1103,10 +1941,16 @@
         </w:r>
       </w:hyperlink>
       <w:r>
+        <w:rPr>
+          <w:lang w:val="pt_PT" w:bidi="pt_PT"/>
+        </w:rPr>
         <w:t xml:space="preserve">; veja </w:t>
       </w:r>
       <w:hyperlink r:id="rId48">
         <w:r>
+          <w:rPr>
+            <w:lang w:val="pt_PT" w:bidi="pt_PT"/>
+          </w:rPr>
           <w:rPr>
             <w:color w:val="0000EE"/>
             <w:u w:val="single"/>
@@ -1115,45 +1959,84 @@
         </w:r>
       </w:hyperlink>
       <w:r>
+        <w:rPr>
+          <w:lang w:val="pt_PT" w:bidi="pt_PT"/>
+        </w:rPr>
         <w:t>). Este reconhecimento especial de Deus e a menção limitada dele nas Escrituras fazem de Enoque um personagem interessante. A literatura judaica contém várias lendas sobre ele, e pelo menos dois livros de visões apocalípticas escritos entre o Antigo e o Novo Testamento são atribuídos a ele (</w:t>
       </w:r>
       <w:r>
         <w:rPr>
           <w:i/>
+          <w:lang w:val="pt_PT" w:bidi="pt_PT"/>
         </w:rPr>
         <w:t>1–2 Enoque</w:t>
       </w:r>
       <w:r>
+        <w:rPr>
+          <w:lang w:val="pt_PT" w:bidi="pt_PT"/>
+        </w:rPr>
         <w:t>).</w:t>
       </w:r>
-      <w:r/>
-      <w:r/>
-    </w:p>
-    <w:p>
-      <w:r/>
+      <w:r>
+        <w:rPr>
+          <w:lang w:val="pt_PT" w:bidi="pt_PT"/>
+        </w:rPr>
+      </w:r>
+      <w:r>
+        <w:rPr>
+          <w:lang w:val="pt_PT" w:bidi="pt_PT"/>
+        </w:rPr>
+      </w:r>
+    </w:p>
+    <w:p>
+      <w:pPr/>
+      <w:r>
+        <w:rPr>
+          <w:lang w:val="pt_PT" w:bidi="pt_PT"/>
+        </w:rPr>
+      </w:r>
     </w:p>
     <w:p>
       <w:pPr>
         <w:pStyle w:val="Heading2"/>
       </w:pPr>
       <w:r>
+        <w:rPr>
+          <w:lang w:val="pt_PT" w:bidi="pt_PT"/>
+        </w:rPr>
         <w:t>Judas 1.17</w:t>
       </w:r>
-      <w:r/>
-    </w:p>
-    <w:p>
-      <w:r/>
+      <w:r>
+        <w:rPr>
+          <w:lang w:val="pt_PT" w:bidi="pt_PT"/>
+        </w:rPr>
+      </w:r>
+    </w:p>
+    <w:p>
+      <w:pPr/>
+      <w:r>
+        <w:rPr>
+          <w:lang w:val="pt_PT" w:bidi="pt_PT"/>
+        </w:rPr>
+      </w:r>
       <w:r>
         <w:rPr>
           <w:i/>
+          <w:lang w:val="pt_PT" w:bidi="pt_PT"/>
         </w:rPr>
         <w:t>o que foi predito pelos apóstolos de nosso Senhor Jesus Cristo</w:t>
       </w:r>
       <w:r>
+        <w:rPr>
+          <w:lang w:val="pt_PT" w:bidi="pt_PT"/>
+        </w:rPr>
         <w:t xml:space="preserve">: Veja </w:t>
       </w:r>
       <w:hyperlink r:id="rId49">
         <w:r>
+          <w:rPr>
+            <w:lang w:val="pt_PT" w:bidi="pt_PT"/>
+          </w:rPr>
           <w:rPr>
             <w:color w:val="0000EE"/>
             <w:u w:val="single"/>
@@ -1162,10 +2045,16 @@
         </w:r>
       </w:hyperlink>
       <w:r>
+        <w:rPr>
+          <w:lang w:val="pt_PT" w:bidi="pt_PT"/>
+        </w:rPr>
         <w:t xml:space="preserve">, </w:t>
       </w:r>
       <w:hyperlink r:id="rId50">
         <w:r>
+          <w:rPr>
+            <w:lang w:val="pt_PT" w:bidi="pt_PT"/>
+          </w:rPr>
           <w:rPr>
             <w:color w:val="0000EE"/>
             <w:u w:val="single"/>
@@ -1174,10 +2063,16 @@
         </w:r>
       </w:hyperlink>
       <w:r>
+        <w:rPr>
+          <w:lang w:val="pt_PT" w:bidi="pt_PT"/>
+        </w:rPr>
         <w:t xml:space="preserve">, e </w:t>
       </w:r>
       <w:hyperlink r:id="rId51">
         <w:r>
+          <w:rPr>
+            <w:lang w:val="pt_PT" w:bidi="pt_PT"/>
+          </w:rPr>
           <w:rPr>
             <w:color w:val="0000EE"/>
             <w:u w:val="single"/>
@@ -1186,30 +2081,64 @@
         </w:r>
       </w:hyperlink>
       <w:r>
+        <w:rPr>
+          <w:lang w:val="pt_PT" w:bidi="pt_PT"/>
+        </w:rPr>
         <w:t>.</w:t>
       </w:r>
-      <w:r/>
-      <w:r/>
-    </w:p>
-    <w:p>
-      <w:r/>
+      <w:r>
+        <w:rPr>
+          <w:lang w:val="pt_PT" w:bidi="pt_PT"/>
+        </w:rPr>
+      </w:r>
+      <w:r>
+        <w:rPr>
+          <w:lang w:val="pt_PT" w:bidi="pt_PT"/>
+        </w:rPr>
+      </w:r>
+    </w:p>
+    <w:p>
+      <w:pPr/>
+      <w:r>
+        <w:rPr>
+          <w:lang w:val="pt_PT" w:bidi="pt_PT"/>
+        </w:rPr>
+      </w:r>
     </w:p>
     <w:p>
       <w:pPr>
         <w:pStyle w:val="Heading2"/>
       </w:pPr>
       <w:r>
+        <w:rPr>
+          <w:lang w:val="pt_PT" w:bidi="pt_PT"/>
+        </w:rPr>
         <w:t>Judas 1.17–23</w:t>
       </w:r>
-      <w:r/>
-    </w:p>
-    <w:p>
-      <w:r/>
-      <w:r>
+      <w:r>
+        <w:rPr>
+          <w:lang w:val="pt_PT" w:bidi="pt_PT"/>
+        </w:rPr>
+      </w:r>
+    </w:p>
+    <w:p>
+      <w:pPr/>
+      <w:r>
+        <w:rPr>
+          <w:lang w:val="pt_PT" w:bidi="pt_PT"/>
+        </w:rPr>
+      </w:r>
+      <w:r>
+        <w:rPr>
+          <w:lang w:val="pt_PT" w:bidi="pt_PT"/>
+        </w:rPr>
         <w:t xml:space="preserve">Após condenar os falsos mestres, Judas novamente encoraja seus leitores diretamente (veja </w:t>
       </w:r>
       <w:hyperlink r:id="rId52">
         <w:r>
+          <w:rPr>
+            <w:lang w:val="pt_PT" w:bidi="pt_PT"/>
+          </w:rPr>
           <w:rPr>
             <w:color w:val="0000EE"/>
             <w:u w:val="single"/>
@@ -1218,10 +2147,16 @@
         </w:r>
       </w:hyperlink>
       <w:r>
+        <w:rPr>
+          <w:lang w:val="pt_PT" w:bidi="pt_PT"/>
+        </w:rPr>
         <w:t>). Os apóstolos os haviam alertado sobre os falsos ensinamentos (</w:t>
       </w:r>
       <w:hyperlink r:id="rId53">
         <w:r>
+          <w:rPr>
+            <w:lang w:val="pt_PT" w:bidi="pt_PT"/>
+          </w:rPr>
           <w:rPr>
             <w:color w:val="0000EE"/>
             <w:u w:val="single"/>
@@ -1230,10 +2165,16 @@
         </w:r>
       </w:hyperlink>
       <w:r>
+        <w:rPr>
+          <w:lang w:val="pt_PT" w:bidi="pt_PT"/>
+        </w:rPr>
         <w:t>). Eles devem apoiar uns aos outros em sua fé (</w:t>
       </w:r>
       <w:hyperlink r:id="rId54">
         <w:r>
+          <w:rPr>
+            <w:lang w:val="pt_PT" w:bidi="pt_PT"/>
+          </w:rPr>
           <w:rPr>
             <w:color w:val="0000EE"/>
             <w:u w:val="single"/>
@@ -1242,10 +2183,16 @@
         </w:r>
       </w:hyperlink>
       <w:r>
+        <w:rPr>
+          <w:lang w:val="pt_PT" w:bidi="pt_PT"/>
+        </w:rPr>
         <w:t>). Devem ajudar aqueles que possam ser enganados pelos falsos mestres (</w:t>
       </w:r>
       <w:hyperlink r:id="rId22">
         <w:r>
+          <w:rPr>
+            <w:lang w:val="pt_PT" w:bidi="pt_PT"/>
+          </w:rPr>
           <w:rPr>
             <w:color w:val="0000EE"/>
             <w:u w:val="single"/>
@@ -1254,36 +2201,71 @@
         </w:r>
       </w:hyperlink>
       <w:r>
+        <w:rPr>
+          <w:lang w:val="pt_PT" w:bidi="pt_PT"/>
+        </w:rPr>
         <w:t>).</w:t>
       </w:r>
-      <w:r/>
-      <w:r/>
-    </w:p>
-    <w:p>
-      <w:r/>
+      <w:r>
+        <w:rPr>
+          <w:lang w:val="pt_PT" w:bidi="pt_PT"/>
+        </w:rPr>
+      </w:r>
+      <w:r>
+        <w:rPr>
+          <w:lang w:val="pt_PT" w:bidi="pt_PT"/>
+        </w:rPr>
+      </w:r>
+    </w:p>
+    <w:p>
+      <w:pPr/>
+      <w:r>
+        <w:rPr>
+          <w:lang w:val="pt_PT" w:bidi="pt_PT"/>
+        </w:rPr>
+      </w:r>
     </w:p>
     <w:p>
       <w:pPr>
         <w:pStyle w:val="Heading2"/>
       </w:pPr>
       <w:r>
+        <w:rPr>
+          <w:lang w:val="pt_PT" w:bidi="pt_PT"/>
+        </w:rPr>
         <w:t>Judas 1.18</w:t>
       </w:r>
-      <w:r/>
-    </w:p>
-    <w:p>
-      <w:r/>
+      <w:r>
+        <w:rPr>
+          <w:lang w:val="pt_PT" w:bidi="pt_PT"/>
+        </w:rPr>
+      </w:r>
+    </w:p>
+    <w:p>
+      <w:pPr/>
+      <w:r>
+        <w:rPr>
+          <w:lang w:val="pt_PT" w:bidi="pt_PT"/>
+        </w:rPr>
+      </w:r>
       <w:r>
         <w:rPr>
           <w:i/>
+          <w:lang w:val="pt_PT" w:bidi="pt_PT"/>
         </w:rPr>
         <w:t>Nos últimos tempos</w:t>
       </w:r>
       <w:r>
+        <w:rPr>
+          <w:lang w:val="pt_PT" w:bidi="pt_PT"/>
+        </w:rPr>
         <w:t>: A vinda de Jesus como o Messias (o escolhido de Deus) deu início à fase final do plano de Deus. É quando as profecias do Antigo Testamento sobre os últimos dias começaram a se cumprir. Por isso, Judas utiliza a profecia dos apóstolos sobre os últimos tempos para tratar da crise atual causada por falsos mestres (</w:t>
       </w:r>
       <w:hyperlink r:id="rId55">
         <w:r>
+          <w:rPr>
+            <w:lang w:val="pt_PT" w:bidi="pt_PT"/>
+          </w:rPr>
           <w:rPr>
             <w:color w:val="0000EE"/>
             <w:u w:val="single"/>
@@ -1292,36 +2274,71 @@
         </w:r>
       </w:hyperlink>
       <w:r>
+        <w:rPr>
+          <w:lang w:val="pt_PT" w:bidi="pt_PT"/>
+        </w:rPr>
         <w:t>).</w:t>
       </w:r>
-      <w:r/>
-      <w:r/>
-    </w:p>
-    <w:p>
-      <w:r/>
+      <w:r>
+        <w:rPr>
+          <w:lang w:val="pt_PT" w:bidi="pt_PT"/>
+        </w:rPr>
+      </w:r>
+      <w:r>
+        <w:rPr>
+          <w:lang w:val="pt_PT" w:bidi="pt_PT"/>
+        </w:rPr>
+      </w:r>
+    </w:p>
+    <w:p>
+      <w:pPr/>
+      <w:r>
+        <w:rPr>
+          <w:lang w:val="pt_PT" w:bidi="pt_PT"/>
+        </w:rPr>
+      </w:r>
     </w:p>
     <w:p>
       <w:pPr>
         <w:pStyle w:val="Heading2"/>
       </w:pPr>
       <w:r>
+        <w:rPr>
+          <w:lang w:val="pt_PT" w:bidi="pt_PT"/>
+        </w:rPr>
         <w:t>Judas 1.20</w:t>
       </w:r>
-      <w:r/>
-    </w:p>
-    <w:p>
-      <w:r/>
+      <w:r>
+        <w:rPr>
+          <w:lang w:val="pt_PT" w:bidi="pt_PT"/>
+        </w:rPr>
+      </w:r>
+    </w:p>
+    <w:p>
+      <w:pPr/>
+      <w:r>
+        <w:rPr>
+          <w:lang w:val="pt_PT" w:bidi="pt_PT"/>
+        </w:rPr>
+      </w:r>
       <w:r>
         <w:rPr>
           <w:i/>
+          <w:lang w:val="pt_PT" w:bidi="pt_PT"/>
         </w:rPr>
         <w:t>sua fé santíssima</w:t>
       </w:r>
       <w:r>
+        <w:rPr>
+          <w:lang w:val="pt_PT" w:bidi="pt_PT"/>
+        </w:rPr>
         <w:t xml:space="preserve">: Como em </w:t>
       </w:r>
       <w:hyperlink r:id="rId56">
         <w:r>
+          <w:rPr>
+            <w:lang w:val="pt_PT" w:bidi="pt_PT"/>
+          </w:rPr>
           <w:rPr>
             <w:color w:val="0000EE"/>
             <w:u w:val="single"/>
@@ -1330,62 +2347,148 @@
         </w:r>
       </w:hyperlink>
       <w:r>
+        <w:rPr>
+          <w:lang w:val="pt_PT" w:bidi="pt_PT"/>
+        </w:rPr>
         <w:t xml:space="preserve">, </w:t>
       </w:r>
       <w:r>
         <w:rPr>
           <w:i/>
+          <w:lang w:val="pt_PT" w:bidi="pt_PT"/>
         </w:rPr>
         <w:t>fé</w:t>
       </w:r>
       <w:r>
+        <w:rPr>
+          <w:lang w:val="pt_PT" w:bidi="pt_PT"/>
+        </w:rPr>
         <w:t xml:space="preserve"> refere-se aos ensinamentos fundamentais que os cristãos seguem. Esses ensinamentos abrangem tanto o que os cristãos devem acreditar sobre Deus quanto como devem viver. Falsos mestres ameaçam essas crenças, por isso os crentes devem se comprometer com elas.</w:t>
       </w:r>
-      <w:r/>
-      <w:r/>
-    </w:p>
-    <w:p>
-      <w:r/>
+      <w:r>
+        <w:rPr>
+          <w:lang w:val="pt_PT" w:bidi="pt_PT"/>
+        </w:rPr>
+      </w:r>
+      <w:r>
+        <w:rPr>
+          <w:lang w:val="pt_PT" w:bidi="pt_PT"/>
+        </w:rPr>
+      </w:r>
+    </w:p>
+    <w:p>
+      <w:pPr/>
+      <w:r>
+        <w:rPr>
+          <w:lang w:val="pt_PT" w:bidi="pt_PT"/>
+        </w:rPr>
+      </w:r>
     </w:p>
     <w:p>
       <w:pPr>
         <w:pStyle w:val="Heading2"/>
       </w:pPr>
       <w:r>
+        <w:rPr>
+          <w:lang w:val="pt_PT" w:bidi="pt_PT"/>
+        </w:rPr>
         <w:t>Judas 1.22</w:t>
       </w:r>
-      <w:r/>
-    </w:p>
-    <w:p>
-      <w:r/>
+      <w:r>
+        <w:rPr>
+          <w:lang w:val="pt_PT" w:bidi="pt_PT"/>
+        </w:rPr>
+      </w:r>
+    </w:p>
+    <w:p>
+      <w:pPr/>
+      <w:r>
+        <w:rPr>
+          <w:lang w:val="pt_PT" w:bidi="pt_PT"/>
+        </w:rPr>
+      </w:r>
       <w:r>
         <w:rPr>
           <w:i/>
+          <w:lang w:val="pt_PT" w:bidi="pt_PT"/>
         </w:rPr>
         <w:t>aqueles que duvidam</w:t>
       </w:r>
       <w:r>
+        <w:rPr>
+          <w:lang w:val="pt_PT" w:bidi="pt_PT"/>
+        </w:rPr>
         <w:t>: Alguns crentes começaram a duvidar de sua fé devido ao que os falsos mestres estavam dizendo.</w:t>
       </w:r>
-      <w:r/>
-      <w:r/>
-    </w:p>
-    <w:p>
-      <w:r/>
+      <w:r>
+        <w:rPr>
+          <w:lang w:val="pt_PT" w:bidi="pt_PT"/>
+        </w:rPr>
+      </w:r>
+      <w:r>
+        <w:rPr>
+          <w:lang w:val="pt_PT" w:bidi="pt_PT"/>
+        </w:rPr>
+      </w:r>
+    </w:p>
+    <w:p>
+      <w:pPr/>
+      <w:r>
+        <w:rPr>
+          <w:lang w:val="pt_PT" w:bidi="pt_PT"/>
+        </w:rPr>
+      </w:r>
     </w:p>
     <w:p>
       <w:pPr>
         <w:pStyle w:val="Heading2"/>
       </w:pPr>
       <w:r>
+        <w:rPr>
+          <w:lang w:val="pt_PT" w:bidi="pt_PT"/>
+        </w:rPr>
         <w:t>Judas 1.22–23</w:t>
       </w:r>
-      <w:r/>
-    </w:p>
-    <w:p>
-      <w:r/>
-      <w:r>
+      <w:r>
+        <w:rPr>
+          <w:lang w:val="pt_PT" w:bidi="pt_PT"/>
+        </w:rPr>
+      </w:r>
+    </w:p>
+    <w:p>
+      <w:pPr/>
+      <w:r>
+        <w:rPr>
+          <w:lang w:val="pt_PT" w:bidi="pt_PT"/>
+        </w:rPr>
+      </w:r>
+      <w:r>
+        <w:rPr>
+          <w:lang w:val="pt_PT" w:bidi="pt_PT"/>
+        </w:rPr>
         <w:t>A Bíblia Bereana segue uma tradição manuscrita com três comandos para diferentes grupos:</w:t>
+      </w:r>
+    </w:p>
+    <w:p>
+      <w:pPr>
+        <w:pStyle w:val="ListNumber"/>
+        <w:numPr>
+          <w:ilvl w:val="0"/>
+          <w:numId w:val="14"/>
+        </w:numPr>
+        <w:spacing w:line="240" w:lineRule="auto"/>
+        <w:ind w:left="720"/>
+      </w:pPr>
+      <w:r>
+        <w:rPr>
+          <w:lang w:val="pt_PT" w:bidi="pt_PT"/>
+        </w:rPr>
+      </w:r>
+      <w:r>
+        <w:rPr>
+          <w:lang w:val="pt_PT" w:bidi="pt_PT"/>
+        </w:rPr>
+        <w:t>aqueles que têm dúvidas,</w:t>
       </w:r>
     </w:p>
     <w:p>
@@ -1394,9 +2497,16 @@
         <w:spacing w:line="240" w:lineRule="auto"/>
         <w:ind w:left="720"/>
       </w:pPr>
-      <w:r/>
-      <w:r>
-        <w:t>aqueles que têm dúvidas,</w:t>
+      <w:r>
+        <w:rPr>
+          <w:lang w:val="pt_PT" w:bidi="pt_PT"/>
+        </w:rPr>
+      </w:r>
+      <w:r>
+        <w:rPr>
+          <w:lang w:val="pt_PT" w:bidi="pt_PT"/>
+        </w:rPr>
+        <w:t>aqueles que precisam ser resgatados do julgamento ("arrebatando-os do fogo"), e</w:t>
       </w:r>
     </w:p>
     <w:p>
@@ -1405,9 +2515,52 @@
         <w:spacing w:line="240" w:lineRule="auto"/>
         <w:ind w:left="720"/>
       </w:pPr>
-      <w:r/>
-      <w:r>
-        <w:t>aqueles que precisam ser resgatados do julgamento ("arrebatando-os do fogo"), e</w:t>
+      <w:r>
+        <w:rPr>
+          <w:lang w:val="pt_PT" w:bidi="pt_PT"/>
+        </w:rPr>
+      </w:r>
+      <w:r>
+        <w:rPr>
+          <w:lang w:val="pt_PT" w:bidi="pt_PT"/>
+        </w:rPr>
+        <w:t>aqueles que necessitam de misericórdia.</w:t>
+      </w:r>
+    </w:p>
+    <w:p>
+      <w:pPr/>
+      <w:r>
+        <w:rPr>
+          <w:lang w:val="pt_PT" w:bidi="pt_PT"/>
+        </w:rPr>
+      </w:r>
+      <w:r>
+        <w:rPr>
+          <w:lang w:val="pt_PT" w:bidi="pt_PT"/>
+        </w:rPr>
+        <w:t>Alguns manuscritos mencionam apenas dois grupos:</w:t>
+      </w:r>
+    </w:p>
+    <w:p>
+      <w:pPr>
+        <w:pStyle w:val="ListNumber"/>
+        <w:numPr>
+          <w:ilvl w:val="0"/>
+          <w:numId w:val="15"/>
+        </w:numPr>
+        <w:spacing w:line="240" w:lineRule="auto"/>
+        <w:ind w:left="720"/>
+      </w:pPr>
+      <w:r>
+        <w:rPr>
+          <w:lang w:val="pt_PT" w:bidi="pt_PT"/>
+        </w:rPr>
+      </w:r>
+      <w:r>
+        <w:rPr>
+          <w:lang w:val="pt_PT" w:bidi="pt_PT"/>
+        </w:rPr>
+        <w:t>aqueles com fé vacilante que precisam ser resgatados do julgamento, e</w:t>
       </w:r>
     </w:p>
     <w:p>
@@ -1416,46 +2569,36 @@
         <w:spacing w:line="240" w:lineRule="auto"/>
         <w:ind w:left="720"/>
       </w:pPr>
-      <w:r/>
-      <w:r>
+      <w:r>
+        <w:rPr>
+          <w:lang w:val="pt_PT" w:bidi="pt_PT"/>
+        </w:rPr>
+      </w:r>
+      <w:r>
+        <w:rPr>
+          <w:lang w:val="pt_PT" w:bidi="pt_PT"/>
+        </w:rPr>
         <w:t>aqueles que necessitam de misericórdia.</w:t>
       </w:r>
     </w:p>
     <w:p>
-      <w:r/>
-      <w:r>
-        <w:t>Alguns manuscritos mencionam apenas dois grupos:</w:t>
-      </w:r>
-    </w:p>
-    <w:p>
-      <w:pPr>
-        <w:pStyle w:val="ListNumber"/>
-        <w:spacing w:line="240" w:lineRule="auto"/>
-        <w:ind w:left="720"/>
-      </w:pPr>
-      <w:r/>
-      <w:r>
-        <w:t>aqueles com fé vacilante que precisam ser resgatados do julgamento, e</w:t>
-      </w:r>
-    </w:p>
-    <w:p>
-      <w:pPr>
-        <w:pStyle w:val="ListNumber"/>
-        <w:spacing w:line="240" w:lineRule="auto"/>
-        <w:ind w:left="720"/>
-      </w:pPr>
-      <w:r/>
-      <w:r>
-        <w:t>aqueles que necessitam de misericórdia.</w:t>
-      </w:r>
-    </w:p>
-    <w:p>
-      <w:r/>
-      <w:r>
+      <w:pPr/>
+      <w:r>
+        <w:rPr>
+          <w:lang w:val="pt_PT" w:bidi="pt_PT"/>
+        </w:rPr>
+      </w:r>
+      <w:r>
+        <w:rPr>
+          <w:lang w:val="pt_PT" w:bidi="pt_PT"/>
+        </w:rPr>
         <w:t>A Bíblia Bereana utiliza o padrão de três partes encontrado em outras partes de Judas (</w:t>
       </w:r>
       <w:hyperlink r:id="rId57">
         <w:r>
+          <w:rPr>
+            <w:lang w:val="pt_PT" w:bidi="pt_PT"/>
+          </w:rPr>
           <w:rPr>
             <w:color w:val="0000EE"/>
             <w:u w:val="single"/>
@@ -1464,10 +2607,16 @@
         </w:r>
       </w:hyperlink>
       <w:r>
+        <w:rPr>
+          <w:lang w:val="pt_PT" w:bidi="pt_PT"/>
+        </w:rPr>
         <w:t>,</w:t>
       </w:r>
       <w:hyperlink r:id="rId58">
         <w:r>
+          <w:rPr>
+            <w:lang w:val="pt_PT" w:bidi="pt_PT"/>
+          </w:rPr>
           <w:rPr>
             <w:color w:val="0000EE"/>
             <w:u w:val="single"/>
@@ -1476,22 +2625,45 @@
         </w:r>
       </w:hyperlink>
       <w:r>
+        <w:rPr>
+          <w:lang w:val="pt_PT" w:bidi="pt_PT"/>
+        </w:rPr>
         <w:t>).</w:t>
       </w:r>
-      <w:r/>
-      <w:r/>
-    </w:p>
-    <w:p>
-      <w:r/>
+      <w:r>
+        <w:rPr>
+          <w:lang w:val="pt_PT" w:bidi="pt_PT"/>
+        </w:rPr>
+      </w:r>
+      <w:r>
+        <w:rPr>
+          <w:lang w:val="pt_PT" w:bidi="pt_PT"/>
+        </w:rPr>
+      </w:r>
+    </w:p>
+    <w:p>
+      <w:pPr/>
+      <w:r>
+        <w:rPr>
+          <w:lang w:val="pt_PT" w:bidi="pt_PT"/>
+        </w:rPr>
+      </w:r>
     </w:p>
     <w:p>
       <w:pPr>
         <w:pStyle w:val="Heading2"/>
       </w:pPr>
       <w:r>
+        <w:rPr>
+          <w:lang w:val="pt_PT" w:bidi="pt_PT"/>
+        </w:rPr>
         <w:t>Judas 1.23</w:t>
       </w:r>
-      <w:r/>
+      <w:r>
+        <w:rPr>
+          <w:lang w:val="pt_PT" w:bidi="pt_PT"/>
+        </w:rPr>
+      </w:r>
     </w:p>
     <w:p>
       <w:pPr>
@@ -1499,14 +2671,22 @@
         <w:spacing w:line="240" w:lineRule="auto"/>
         <w:ind w:left="720"/>
       </w:pPr>
-      <w:r/>
+      <w:r>
+        <w:rPr>
+          <w:lang w:val="pt_PT" w:bidi="pt_PT"/>
+        </w:rPr>
+      </w:r>
       <w:r>
         <w:rPr>
           <w:i/>
+          <w:lang w:val="pt_PT" w:bidi="pt_PT"/>
         </w:rPr>
         <w:t>salve outros</w:t>
       </w:r>
       <w:r>
+        <w:rPr>
+          <w:lang w:val="pt_PT" w:bidi="pt_PT"/>
+        </w:rPr>
         <w:t>: Alguns crentes foram tão influenciados pelos falsos mestres que estavam em perigo iminente de condenação.</w:t>
       </w:r>
     </w:p>
@@ -1516,18 +2696,29 @@
         <w:spacing w:line="240" w:lineRule="auto"/>
         <w:ind w:left="720"/>
       </w:pPr>
-      <w:r/>
+      <w:r>
+        <w:rPr>
+          <w:lang w:val="pt_PT" w:bidi="pt_PT"/>
+        </w:rPr>
+      </w:r>
       <w:r>
         <w:rPr>
           <w:i/>
+          <w:lang w:val="pt_PT" w:bidi="pt_PT"/>
         </w:rPr>
         <w:t>ainda a outros mostrem misericórdia</w:t>
       </w:r>
       <w:r>
+        <w:rPr>
+          <w:lang w:val="pt_PT" w:bidi="pt_PT"/>
+        </w:rPr>
         <w:t xml:space="preserve">: Este grupo provavelmente inclui os próprios falsos mestres ou aqueles que seguiram seus ensinamentos. Mostrar misericórdia pode envolver orar por eles (veja </w:t>
       </w:r>
       <w:hyperlink r:id="rId59">
         <w:r>
+          <w:rPr>
+            <w:lang w:val="pt_PT" w:bidi="pt_PT"/>
+          </w:rPr>
           <w:rPr>
             <w:color w:val="0000EE"/>
             <w:u w:val="single"/>
@@ -1536,6 +2727,9 @@
         </w:r>
       </w:hyperlink>
       <w:r>
+        <w:rPr>
+          <w:lang w:val="pt_PT" w:bidi="pt_PT"/>
+        </w:rPr>
         <w:t>).</w:t>
       </w:r>
     </w:p>
@@ -1545,12 +2739,22 @@
         <w:spacing w:line="240" w:lineRule="auto"/>
         <w:ind w:left="720"/>
       </w:pPr>
-      <w:r/>
-      <w:r>
+      <w:r>
+        <w:rPr>
+          <w:lang w:val="pt_PT" w:bidi="pt_PT"/>
+        </w:rPr>
+      </w:r>
+      <w:r>
+        <w:rPr>
+          <w:lang w:val="pt_PT" w:bidi="pt_PT"/>
+        </w:rPr>
         <w:t xml:space="preserve">Os crentes devem ser muito cuidadosos ao mostrar misericórdia aos falsos mestres e àqueles que adotaram seus caminhos pecaminosos, pois seus pecados podem ser tentadores. Veja </w:t>
       </w:r>
       <w:hyperlink r:id="rId60">
         <w:r>
+          <w:rPr>
+            <w:lang w:val="pt_PT" w:bidi="pt_PT"/>
+          </w:rPr>
           <w:rPr>
             <w:color w:val="0000EE"/>
             <w:u w:val="single"/>
@@ -1559,10 +2763,16 @@
         </w:r>
       </w:hyperlink>
       <w:r>
+        <w:rPr>
+          <w:lang w:val="pt_PT" w:bidi="pt_PT"/>
+        </w:rPr>
         <w:t xml:space="preserve">; </w:t>
       </w:r>
       <w:hyperlink r:id="rId61">
         <w:r>
+          <w:rPr>
+            <w:lang w:val="pt_PT" w:bidi="pt_PT"/>
+          </w:rPr>
           <w:rPr>
             <w:color w:val="0000EE"/>
             <w:u w:val="single"/>
@@ -1571,30 +2781,69 @@
         </w:r>
       </w:hyperlink>
       <w:r>
+        <w:rPr>
+          <w:lang w:val="pt_PT" w:bidi="pt_PT"/>
+        </w:rPr>
         <w:t>.</w:t>
       </w:r>
-      <w:r/>
-      <w:r/>
-    </w:p>
-    <w:p>
-      <w:r/>
+      <w:r>
+        <w:rPr>
+          <w:lang w:val="pt_PT" w:bidi="pt_PT"/>
+        </w:rPr>
+      </w:r>
+      <w:r>
+        <w:rPr>
+          <w:lang w:val="pt_PT" w:bidi="pt_PT"/>
+        </w:rPr>
+      </w:r>
+    </w:p>
+    <w:p>
+      <w:pPr/>
+      <w:r>
+        <w:rPr>
+          <w:lang w:val="pt_PT" w:bidi="pt_PT"/>
+        </w:rPr>
+      </w:r>
     </w:p>
     <w:p>
       <w:pPr>
         <w:pStyle w:val="Heading2"/>
       </w:pPr>
       <w:r>
+        <w:rPr>
+          <w:lang w:val="pt_PT" w:bidi="pt_PT"/>
+        </w:rPr>
         <w:t>Judas 1.24–25</w:t>
       </w:r>
-      <w:r/>
-    </w:p>
-    <w:p>
-      <w:r/>
-      <w:r>
+      <w:r>
+        <w:rPr>
+          <w:lang w:val="pt_PT" w:bidi="pt_PT"/>
+        </w:rPr>
+      </w:r>
+    </w:p>
+    <w:p>
+      <w:pPr/>
+      <w:r>
+        <w:rPr>
+          <w:lang w:val="pt_PT" w:bidi="pt_PT"/>
+        </w:rPr>
+      </w:r>
+      <w:r>
+        <w:rPr>
+          <w:lang w:val="pt_PT" w:bidi="pt_PT"/>
+        </w:rPr>
         <w:t>Judas conclui sua carta com um poderoso louvor a Deus, frequentemente citado durante momentos de adoração. Suas palavras são ideais para as pessoas que receberam sua carta. Elas precisavam de uma compreensão renovada de Deus. Os crentes precisavam lembrar que Deus era poderoso o suficiente para ajudá-los a permanecer fiéis a Ele. Eles também precisavam confiar que Deus poderia protegê-los de serem enganados por falsos ensinamentos. Deus possui a glória, majestade, poder e autoridade para trazê-los com segurança à sua gloriosa presença para sempre.</w:t>
       </w:r>
-      <w:r/>
-      <w:r/>
+      <w:r>
+        <w:rPr>
+          <w:lang w:val="pt_PT" w:bidi="pt_PT"/>
+        </w:rPr>
+      </w:r>
+      <w:r>
+        <w:rPr>
+          <w:lang w:val="pt_PT" w:bidi="pt_PT"/>
+        </w:rPr>
+      </w:r>
     </w:p>
     <w:sectPr>
       <w:footnotePr>
@@ -3486,6 +4735,18 @@
   <w:num w:numId="13" w16cid:durableId="592781308">
     <w:abstractNumId w:val="11"/>
   </w:num>
+  <w:num w:numId="14">
+    <w:abstractNumId w:val="3"/>
+    <w:lvlOverride w:ilvl="0">
+      <w:startOverride w:val="1"/>
+    </w:lvlOverride>
+  </w:num>
+  <w:num w:numId="15">
+    <w:abstractNumId w:val="3"/>
+    <w:lvlOverride w:ilvl="0">
+      <w:startOverride w:val="1"/>
+    </w:lvlOverride>
+  </w:num>
   <w:numIdMacAtCleanup w:val="10"/>
 </w:numbering>
 </file>
@@ -3496,7 +4757,7 @@
     <w:rPrDefault>
       <w:rPr>
         <w:rFonts w:ascii="Times New Roman" w:eastAsia="Times New Roman" w:hAnsi="Times New Roman" w:cs="Times New Roman"/>
-        <w:lang w:val="en-US" w:eastAsia="en-US" w:bidi="ar-SA"/>
+        <w:lang w:val="pt_PT" w:eastAsia="en-US" w:bidi="ar-SA"/>
       </w:rPr>
     </w:rPrDefault>
     <w:pPrDefault/>

--- a/por/docx/65.content.docx
+++ b/por/docx/65.content.docx
@@ -28,22 +28,6 @@
       </w:r>
     </w:p>
     <w:p>
-      <w:pPr>
-        <w:pStyle w:val="Heading2"/>
-      </w:pPr>
-      <w:r>
-        <w:rPr>
-          <w:lang w:val="pt_PT" w:bidi="pt_PT"/>
-        </w:rPr>
-        <w:t>License Information</w:t>
-      </w:r>
-      <w:r>
-        <w:rPr>
-          <w:lang w:val="pt_PT" w:bidi="pt_PT"/>
-        </w:rPr>
-      </w:r>
-    </w:p>
-    <w:p>
       <w:pPr/>
       <w:r>
         <w:rPr>
@@ -55,19 +39,21 @@
           <w:b/>
           <w:lang w:val="pt_PT" w:bidi="pt_PT"/>
         </w:rPr>
-        <w:t>Notas de Estudo (Tyndale)</w:t>
-      </w:r>
-      <w:r>
-        <w:rPr>
-          <w:lang w:val="pt_PT" w:bidi="pt_PT"/>
-        </w:rPr>
-        <w:t xml:space="preserve"> (Portuguese) is based on</w:t>
-      </w:r>
-      <w:r>
-        <w:rPr>
-          <w:lang w:val="pt_PT" w:bidi="pt_PT"/>
-        </w:rPr>
-        <w:t xml:space="preserve">: </w:t>
+        <w:t>Aquifer Open Study Notes</w:t>
+      </w:r>
+    </w:p>
+    <w:p>
+      <w:pPr/>
+      <w:r>
+        <w:rPr>
+          <w:lang w:val="pt_PT" w:bidi="pt_PT"/>
+        </w:rPr>
+      </w:r>
+      <w:r>
+        <w:rPr>
+          <w:lang w:val="pt_PT" w:bidi="pt_PT"/>
+        </w:rPr>
+        <w:t xml:space="preserve">This work is an adaptation of </w:t>
       </w:r>
       <w:r>
         <w:rPr>
@@ -79,48 +65,19 @@
         <w:rPr>
           <w:lang w:val="pt_PT" w:bidi="pt_PT"/>
         </w:rPr>
-        <w:t xml:space="preserve">, </w:t>
-      </w:r>
-      <w:hyperlink r:id="rId13">
-        <w:r>
-          <w:rPr>
-            <w:lang w:val="pt_PT" w:bidi="pt_PT"/>
-          </w:rPr>
-          <w:rPr>
-            <w:color w:val="0000EE"/>
-            <w:u w:val="single"/>
-          </w:rPr>
-          <w:t>Tyndale House Publishers</w:t>
-        </w:r>
-      </w:hyperlink>
-      <w:r>
-        <w:rPr>
-          <w:lang w:val="pt_PT" w:bidi="pt_PT"/>
-        </w:rPr>
-        <w:t xml:space="preserve">, 2019, which is licensed under a </w:t>
-      </w:r>
-      <w:hyperlink r:id="rId14">
-        <w:r>
-          <w:rPr>
-            <w:lang w:val="pt_PT" w:bidi="pt_PT"/>
-          </w:rPr>
-          <w:rPr>
-            <w:color w:val="0000EE"/>
-            <w:u w:val="single"/>
-          </w:rPr>
-          <w:t>CC BY-SA 4.0 license</w:t>
-        </w:r>
-      </w:hyperlink>
-      <w:r>
-        <w:rPr>
-          <w:lang w:val="pt_PT" w:bidi="pt_PT"/>
-        </w:rPr>
-        <w:t>.</w:t>
-      </w:r>
-      <w:r>
-        <w:rPr>
-          <w:lang w:val="pt_PT" w:bidi="pt_PT"/>
-        </w:rPr>
+        <w:t xml:space="preserve"> © 2023 Tyndale House Publishers, licensed under the CC BY-SA 4.0 license. The adaptation, </w:t>
+      </w:r>
+      <w:r>
+        <w:rPr>
+          <w:lang w:val="pt_PT" w:bidi="pt_PT"/>
+        </w:rPr>
+        <w:t>Aquifer Open Study Notes</w:t>
+      </w:r>
+      <w:r>
+        <w:rPr>
+          <w:lang w:val="pt_PT" w:bidi="pt_PT"/>
+        </w:rPr>
+        <w:t>, was created by Mission Mutual and is also licensed under CC BY-SA 4.0.</w:t>
       </w:r>
     </w:p>
     <w:p>
@@ -134,7 +91,7 @@
         <w:rPr>
           <w:lang w:val="pt_PT" w:bidi="pt_PT"/>
         </w:rPr>
-        <w:t>This PDF version is provided under the same license.</w:t>
+        <w:t>This resource has been adapted into multiple languages, including English, Tok Pisin, Arabic (عربي), French (Français), Hindi (हिंदी), Indonesian (Bahasa Indonesia), Portuguese (Português), Russian (Русский), Spanish (Español), Swahili (Kiswahili), and Simplified Chinese (简体中文).</w:t>
       </w:r>
       <w:r>
         <w:rPr>
@@ -376,7 +333,7 @@
         </w:rPr>
         <w:t xml:space="preserve"> de Deus (veja </w:t>
       </w:r>
-      <w:hyperlink r:id="rId15">
+      <w:hyperlink r:id="rId13">
         <w:r>
           <w:rPr>
             <w:lang w:val="pt_PT" w:bidi="pt_PT"/>
@@ -394,7 +351,7 @@
         </w:rPr>
         <w:t xml:space="preserve">; </w:t>
       </w:r>
-      <w:hyperlink r:id="rId16">
+      <w:hyperlink r:id="rId14">
         <w:r>
           <w:rPr>
             <w:lang w:val="pt_PT" w:bidi="pt_PT"/>
@@ -412,7 +369,7 @@
         </w:rPr>
         <w:t xml:space="preserve">; </w:t>
       </w:r>
-      <w:hyperlink r:id="rId17">
+      <w:hyperlink r:id="rId15">
         <w:r>
           <w:rPr>
             <w:lang w:val="pt_PT" w:bidi="pt_PT"/>
@@ -532,7 +489,7 @@
         </w:rPr>
         <w:t xml:space="preserve">: Esta frase destaca um ponto importante (veja também </w:t>
       </w:r>
-      <w:hyperlink r:id="rId18">
+      <w:hyperlink r:id="rId16">
         <w:r>
           <w:rPr>
             <w:lang w:val="pt_PT" w:bidi="pt_PT"/>
@@ -550,7 +507,7 @@
         </w:rPr>
         <w:t>,</w:t>
       </w:r>
-      <w:hyperlink r:id="rId19">
+      <w:hyperlink r:id="rId17">
         <w:r>
           <w:rPr>
             <w:lang w:val="pt_PT" w:bidi="pt_PT"/>
@@ -664,7 +621,7 @@
         </w:rPr>
         <w:t xml:space="preserve">Em vez do habitual agradecimento que geralmente ocorre neste ponto nas cartas do Novo Testamento, Judas explica seu principal propósito (veja </w:t>
       </w:r>
-      <w:hyperlink r:id="rId20">
+      <w:hyperlink r:id="rId18">
         <w:r>
           <w:rPr>
             <w:lang w:val="pt_PT" w:bidi="pt_PT"/>
@@ -682,7 +639,7 @@
         </w:rPr>
         <w:t xml:space="preserve">; </w:t>
       </w:r>
-      <w:hyperlink r:id="rId21">
+      <w:hyperlink r:id="rId19">
         <w:r>
           <w:rPr>
             <w:lang w:val="pt_PT" w:bidi="pt_PT"/>
@@ -700,7 +657,7 @@
         </w:rPr>
         <w:t xml:space="preserve">). O falso ensino era uma ameaça séria à fé das pessoas para quem ele estava escrevendo (veja </w:t>
       </w:r>
-      <w:hyperlink r:id="rId22">
+      <w:hyperlink r:id="rId20">
         <w:r>
           <w:rPr>
             <w:lang w:val="pt_PT" w:bidi="pt_PT"/>
@@ -766,7 +723,7 @@
         </w:rPr>
         <w:t xml:space="preserve">É tentador abusar da maravilhosa graça de Deus, alegando que ela nos permite fazer coisas erradas (veja </w:t>
       </w:r>
-      <w:hyperlink r:id="rId23">
+      <w:hyperlink r:id="rId21">
         <w:r>
           <w:rPr>
             <w:lang w:val="pt_PT" w:bidi="pt_PT"/>
@@ -836,7 +793,7 @@
         </w:rPr>
         <w:t xml:space="preserve">Jesus existia antes de seu nascimento e salvou o povo de Israel do Egito. Mais tarde, ele puniu aqueles que foram infiéis (compare </w:t>
       </w:r>
-      <w:hyperlink r:id="rId24">
+      <w:hyperlink r:id="rId22">
         <w:r>
           <w:rPr>
             <w:lang w:val="pt_PT" w:bidi="pt_PT"/>
@@ -879,7 +836,7 @@
         </w:rPr>
         <w:t xml:space="preserve"> A maioria das pessoas não confiou que Deus as manteria seguras. Como não acreditaram, Deus fez com que aquela geração (exceto Josué e Calebe) vagasse no deserto até morrer (veja </w:t>
       </w:r>
-      <w:hyperlink r:id="rId25">
+      <w:hyperlink r:id="rId23">
         <w:r>
           <w:rPr>
             <w:lang w:val="pt_PT" w:bidi="pt_PT"/>
@@ -945,7 +902,7 @@
         </w:rPr>
         <w:t xml:space="preserve">Esta seção explica "designados há muito tempo para condenação" em </w:t>
       </w:r>
-      <w:hyperlink r:id="rId26">
+      <w:hyperlink r:id="rId24">
         <w:r>
           <w:rPr>
             <w:lang w:val="pt_PT" w:bidi="pt_PT"/>
@@ -1035,7 +992,7 @@
         </w:rPr>
         <w:t xml:space="preserve">). Judas provavelmente estava se referindo a </w:t>
       </w:r>
-      <w:hyperlink r:id="rId27">
+      <w:hyperlink r:id="rId25">
         <w:r>
           <w:rPr>
             <w:lang w:val="pt_PT" w:bidi="pt_PT"/>
@@ -1053,7 +1010,7 @@
         </w:rPr>
         <w:t xml:space="preserve">. A tradição judaica entendia os “filhos de Deus” em </w:t>
       </w:r>
-      <w:hyperlink r:id="rId28">
+      <w:hyperlink r:id="rId26">
         <w:r>
           <w:rPr>
             <w:lang w:val="pt_PT" w:bidi="pt_PT"/>
@@ -1108,7 +1065,7 @@
         </w:rPr>
         <w:t xml:space="preserve">). Judas mais tarde (nos </w:t>
       </w:r>
-      <w:hyperlink r:id="rId29">
+      <w:hyperlink r:id="rId27">
         <w:r>
           <w:rPr>
             <w:lang w:val="pt_PT" w:bidi="pt_PT"/>
@@ -1191,7 +1148,7 @@
         </w:rPr>
         <w:t xml:space="preserve">O julgamento de Deus sobre Sodoma e Gomorra tornou-se bem conhecido (veja </w:t>
       </w:r>
-      <w:hyperlink r:id="rId30">
+      <w:hyperlink r:id="rId28">
         <w:r>
           <w:rPr>
             <w:lang w:val="pt_PT" w:bidi="pt_PT"/>
@@ -1209,7 +1166,7 @@
         </w:rPr>
         <w:t xml:space="preserve">; </w:t>
       </w:r>
-      <w:hyperlink r:id="rId31">
+      <w:hyperlink r:id="rId29">
         <w:r>
           <w:rPr>
             <w:lang w:val="pt_PT" w:bidi="pt_PT"/>
@@ -1252,7 +1209,7 @@
         </w:rPr>
         <w:t xml:space="preserve">: </w:t>
       </w:r>
-      <w:hyperlink r:id="rId32">
+      <w:hyperlink r:id="rId30">
         <w:r>
           <w:rPr>
             <w:lang w:val="pt_PT" w:bidi="pt_PT"/>
@@ -1295,7 +1252,7 @@
         </w:rPr>
         <w:t>: isso provavelmente se refere a relações sexuais entre pessoas do mesmo sexo (</w:t>
       </w:r>
-      <w:hyperlink r:id="rId33">
+      <w:hyperlink r:id="rId31">
         <w:r>
           <w:rPr>
             <w:lang w:val="pt_PT" w:bidi="pt_PT"/>
@@ -1368,7 +1325,7 @@
         </w:rPr>
         <w:t xml:space="preserve">: Isso provavelmente se refere a anjos malignos. No Antigo Testamento e no judaísmo, os anjos desempenhavam um papel importante no julgamento. Os falsos mestres podem ter estado minimizando a realidade de um julgamento futuro (veja </w:t>
       </w:r>
-      <w:hyperlink r:id="rId34">
+      <w:hyperlink r:id="rId32">
         <w:r>
           <w:rPr>
             <w:lang w:val="pt_PT" w:bidi="pt_PT"/>
@@ -1386,7 +1343,7 @@
         </w:rPr>
         <w:t xml:space="preserve">; </w:t>
       </w:r>
-      <w:hyperlink r:id="rId35">
+      <w:hyperlink r:id="rId33">
         <w:r>
           <w:rPr>
             <w:lang w:val="pt_PT" w:bidi="pt_PT"/>
@@ -1404,7 +1361,7 @@
         </w:rPr>
         <w:t xml:space="preserve">) ou negando a origem gloriosa desses anjos que se rebelaram contra Deus (compare </w:t>
       </w:r>
-      <w:hyperlink r:id="rId36">
+      <w:hyperlink r:id="rId34">
         <w:r>
           <w:rPr>
             <w:lang w:val="pt_PT" w:bidi="pt_PT"/>
@@ -1470,7 +1427,7 @@
         </w:rPr>
         <w:t xml:space="preserve">Miguel é um dos anjos mais poderosos. Na tradição judaica, um "arcanjo" é a mais alta classificação de anjo (veja também </w:t>
       </w:r>
-      <w:hyperlink r:id="rId37">
+      <w:hyperlink r:id="rId35">
         <w:r>
           <w:rPr>
             <w:lang w:val="pt_PT" w:bidi="pt_PT"/>
@@ -1488,7 +1445,7 @@
         </w:rPr>
         <w:t>). Miguel é mencionado várias vezes na Bíblia (</w:t>
       </w:r>
-      <w:hyperlink r:id="rId38">
+      <w:hyperlink r:id="rId36">
         <w:r>
           <w:rPr>
             <w:lang w:val="pt_PT" w:bidi="pt_PT"/>
@@ -1506,7 +1463,7 @@
         </w:rPr>
         <w:t>,</w:t>
       </w:r>
-      <w:hyperlink r:id="rId39">
+      <w:hyperlink r:id="rId37">
         <w:r>
           <w:rPr>
             <w:lang w:val="pt_PT" w:bidi="pt_PT"/>
@@ -1524,7 +1481,7 @@
         </w:rPr>
         <w:t xml:space="preserve">; </w:t>
       </w:r>
-      <w:hyperlink r:id="rId40">
+      <w:hyperlink r:id="rId38">
         <w:r>
           <w:rPr>
             <w:lang w:val="pt_PT" w:bidi="pt_PT"/>
@@ -1542,7 +1499,7 @@
         </w:rPr>
         <w:t xml:space="preserve">; </w:t>
       </w:r>
-      <w:hyperlink r:id="rId41">
+      <w:hyperlink r:id="rId39">
         <w:r>
           <w:rPr>
             <w:lang w:val="pt_PT" w:bidi="pt_PT"/>
@@ -1632,7 +1589,7 @@
         </w:rPr>
         <w:t xml:space="preserve">: Consulte </w:t>
       </w:r>
-      <w:hyperlink r:id="rId42">
+      <w:hyperlink r:id="rId40">
         <w:r>
           <w:rPr>
             <w:lang w:val="pt_PT" w:bidi="pt_PT"/>
@@ -1712,7 +1669,7 @@
         </w:rPr>
         <w:t xml:space="preserve">: Consulte </w:t>
       </w:r>
-      <w:hyperlink r:id="rId43">
+      <w:hyperlink r:id="rId41">
         <w:r>
           <w:rPr>
             <w:lang w:val="pt_PT" w:bidi="pt_PT"/>
@@ -1874,7 +1831,7 @@
         </w:rPr>
         <w:t xml:space="preserve">Enoque foi um dos primeiros descendentes de Adão (veja </w:t>
       </w:r>
-      <w:hyperlink r:id="rId44">
+      <w:hyperlink r:id="rId42">
         <w:r>
           <w:rPr>
             <w:lang w:val="pt_PT" w:bidi="pt_PT"/>
@@ -1892,7 +1849,7 @@
         </w:rPr>
         <w:t xml:space="preserve">; </w:t>
       </w:r>
-      <w:hyperlink r:id="rId45">
+      <w:hyperlink r:id="rId43">
         <w:r>
           <w:rPr>
             <w:lang w:val="pt_PT" w:bidi="pt_PT"/>
@@ -1910,7 +1867,7 @@
         </w:rPr>
         <w:t xml:space="preserve">). </w:t>
       </w:r>
-      <w:hyperlink r:id="rId46">
+      <w:hyperlink r:id="rId44">
         <w:r>
           <w:rPr>
             <w:lang w:val="pt_PT" w:bidi="pt_PT"/>
@@ -1928,7 +1885,7 @@
         </w:rPr>
         <w:t xml:space="preserve"> sugere que Enoque não morreu, mas foi levado diretamente para o céu (compare </w:t>
       </w:r>
-      <w:hyperlink r:id="rId47">
+      <w:hyperlink r:id="rId45">
         <w:r>
           <w:rPr>
             <w:lang w:val="pt_PT" w:bidi="pt_PT"/>
@@ -1946,7 +1903,7 @@
         </w:rPr>
         <w:t xml:space="preserve">; veja </w:t>
       </w:r>
-      <w:hyperlink r:id="rId48">
+      <w:hyperlink r:id="rId46">
         <w:r>
           <w:rPr>
             <w:lang w:val="pt_PT" w:bidi="pt_PT"/>
@@ -2032,7 +1989,7 @@
         </w:rPr>
         <w:t xml:space="preserve">: Veja </w:t>
       </w:r>
-      <w:hyperlink r:id="rId49">
+      <w:hyperlink r:id="rId47">
         <w:r>
           <w:rPr>
             <w:lang w:val="pt_PT" w:bidi="pt_PT"/>
@@ -2050,7 +2007,7 @@
         </w:rPr>
         <w:t xml:space="preserve">, </w:t>
       </w:r>
-      <w:hyperlink r:id="rId50">
+      <w:hyperlink r:id="rId48">
         <w:r>
           <w:rPr>
             <w:lang w:val="pt_PT" w:bidi="pt_PT"/>
@@ -2068,7 +2025,7 @@
         </w:rPr>
         <w:t xml:space="preserve">, e </w:t>
       </w:r>
-      <w:hyperlink r:id="rId51">
+      <w:hyperlink r:id="rId49">
         <w:r>
           <w:rPr>
             <w:lang w:val="pt_PT" w:bidi="pt_PT"/>
@@ -2134,7 +2091,7 @@
         </w:rPr>
         <w:t xml:space="preserve">Após condenar os falsos mestres, Judas novamente encoraja seus leitores diretamente (veja </w:t>
       </w:r>
-      <w:hyperlink r:id="rId52">
+      <w:hyperlink r:id="rId50">
         <w:r>
           <w:rPr>
             <w:lang w:val="pt_PT" w:bidi="pt_PT"/>
@@ -2152,7 +2109,7 @@
         </w:rPr>
         <w:t>). Os apóstolos os haviam alertado sobre os falsos ensinamentos (</w:t>
       </w:r>
-      <w:hyperlink r:id="rId53">
+      <w:hyperlink r:id="rId51">
         <w:r>
           <w:rPr>
             <w:lang w:val="pt_PT" w:bidi="pt_PT"/>
@@ -2170,7 +2127,7 @@
         </w:rPr>
         <w:t>). Eles devem apoiar uns aos outros em sua fé (</w:t>
       </w:r>
-      <w:hyperlink r:id="rId54">
+      <w:hyperlink r:id="rId52">
         <w:r>
           <w:rPr>
             <w:lang w:val="pt_PT" w:bidi="pt_PT"/>
@@ -2188,7 +2145,7 @@
         </w:rPr>
         <w:t>). Devem ajudar aqueles que possam ser enganados pelos falsos mestres (</w:t>
       </w:r>
-      <w:hyperlink r:id="rId22">
+      <w:hyperlink r:id="rId20">
         <w:r>
           <w:rPr>
             <w:lang w:val="pt_PT" w:bidi="pt_PT"/>
@@ -2261,7 +2218,7 @@
         </w:rPr>
         <w:t>: A vinda de Jesus como o Messias (o escolhido de Deus) deu início à fase final do plano de Deus. É quando as profecias do Antigo Testamento sobre os últimos dias começaram a se cumprir. Por isso, Judas utiliza a profecia dos apóstolos sobre os últimos tempos para tratar da crise atual causada por falsos mestres (</w:t>
       </w:r>
-      <w:hyperlink r:id="rId55">
+      <w:hyperlink r:id="rId53">
         <w:r>
           <w:rPr>
             <w:lang w:val="pt_PT" w:bidi="pt_PT"/>
@@ -2334,7 +2291,7 @@
         </w:rPr>
         <w:t xml:space="preserve">: Como em </w:t>
       </w:r>
-      <w:hyperlink r:id="rId56">
+      <w:hyperlink r:id="rId54">
         <w:r>
           <w:rPr>
             <w:lang w:val="pt_PT" w:bidi="pt_PT"/>
@@ -2594,7 +2551,7 @@
         </w:rPr>
         <w:t>A Bíblia Bereana utiliza o padrão de três partes encontrado em outras partes de Judas (</w:t>
       </w:r>
-      <w:hyperlink r:id="rId57">
+      <w:hyperlink r:id="rId55">
         <w:r>
           <w:rPr>
             <w:lang w:val="pt_PT" w:bidi="pt_PT"/>
@@ -2612,7 +2569,7 @@
         </w:rPr>
         <w:t>,</w:t>
       </w:r>
-      <w:hyperlink r:id="rId58">
+      <w:hyperlink r:id="rId56">
         <w:r>
           <w:rPr>
             <w:lang w:val="pt_PT" w:bidi="pt_PT"/>
@@ -2714,7 +2671,7 @@
         </w:rPr>
         <w:t xml:space="preserve">: Este grupo provavelmente inclui os próprios falsos mestres ou aqueles que seguiram seus ensinamentos. Mostrar misericórdia pode envolver orar por eles (veja </w:t>
       </w:r>
-      <w:hyperlink r:id="rId59">
+      <w:hyperlink r:id="rId57">
         <w:r>
           <w:rPr>
             <w:lang w:val="pt_PT" w:bidi="pt_PT"/>
@@ -2750,7 +2707,7 @@
         </w:rPr>
         <w:t xml:space="preserve">Os crentes devem ser muito cuidadosos ao mostrar misericórdia aos falsos mestres e àqueles que adotaram seus caminhos pecaminosos, pois seus pecados podem ser tentadores. Veja </w:t>
       </w:r>
-      <w:hyperlink r:id="rId60">
+      <w:hyperlink r:id="rId58">
         <w:r>
           <w:rPr>
             <w:lang w:val="pt_PT" w:bidi="pt_PT"/>
@@ -2768,7 +2725,7 @@
         </w:rPr>
         <w:t xml:space="preserve">; </w:t>
       </w:r>
-      <w:hyperlink r:id="rId61">
+      <w:hyperlink r:id="rId59">
         <w:r>
           <w:rPr>
             <w:lang w:val="pt_PT" w:bidi="pt_PT"/>

--- a/por/docx/65.content.docx
+++ b/por/docx/65.content.docx
@@ -163,13 +163,6 @@
         <w:rPr>
           <w:lang w:val="pt_PT" w:bidi="pt_PT"/>
         </w:rPr>
-      </w:r>
-      <w:r>
-        <w:rPr>
-          <w:i/>
-          <w:lang w:val="pt_PT" w:bidi="pt_PT"/>
-        </w:rPr>
-        <w:t>Judas 1.1, Judas 1.1–2, Judas 1.3, Judas 1.3–4, Judas 1.4, Judas 1.5, Judas 1.5–16, Judas 1.6, Judas 1.7, Judas 1.8, Judas 1.9, Judas 1.11, Judas 1.12, Judas 1.13, Judas 1.14–15, Judas 1.17, Judas 1.17–23, Judas 1.18, Judas 1.20, Judas 1.22, Judas 1.22–23, Judas 1.23, Judas 1.24–25</w:t>
       </w:r>
       <w:r>
         <w:rPr>

--- a/por/docx/65.content.docx
+++ b/por/docx/65.content.docx
@@ -150,19 +150,6 @@
           <w:lang w:val="pt_PT" w:bidi="pt_PT"/>
         </w:rPr>
         <w:t>JUD</w:t>
-      </w:r>
-      <w:r>
-        <w:rPr>
-          <w:lang w:val="pt_PT" w:bidi="pt_PT"/>
-        </w:rPr>
-      </w:r>
-    </w:p>
-    <w:p>
-      <w:pPr/>
-      <w:r>
-        <w:rPr>
-          <w:lang w:val="pt_PT" w:bidi="pt_PT"/>
-        </w:rPr>
       </w:r>
       <w:r>
         <w:rPr>

--- a/por/docx/65.content.docx
+++ b/por/docx/65.content.docx
@@ -19,7 +19,7 @@
         <w:rPr>
           <w:lang w:val="pt_PT" w:bidi="pt_PT"/>
         </w:rPr>
-        <w:t>Resource: Notas de Estudo (Tyndale)</w:t>
+        <w:t>Resource: Tyndale Open Study Notes</w:t>
       </w:r>
       <w:r>
         <w:rPr>
@@ -112,7 +112,7 @@
         <w:rPr>
           <w:lang w:val="pt_PT" w:bidi="pt_PT"/>
         </w:rPr>
-        <w:t>Notas de Estudo (Tyndale)</w:t>
+        <w:t>Tyndale Open Study Notes</w:t>
       </w:r>
     </w:p>
     <w:p>

--- a/por/docx/65.content.docx
+++ b/por/docx/65.content.docx
@@ -19,7 +19,7 @@
         <w:rPr>
           <w:lang w:val="pt_PT" w:bidi="pt_PT"/>
         </w:rPr>
-        <w:t>Resource: Tyndale Open Study Notes</w:t>
+        <w:t>Resource: Aquifer Open Study Notes</w:t>
       </w:r>
       <w:r>
         <w:rPr>
@@ -112,7 +112,7 @@
         <w:rPr>
           <w:lang w:val="pt_PT" w:bidi="pt_PT"/>
         </w:rPr>
-        <w:t>Tyndale Open Study Notes</w:t>
+        <w:t>Aquifer Open Study Notes</w:t>
       </w:r>
     </w:p>
     <w:p>

--- a/por/docx/65.content.docx
+++ b/por/docx/65.content.docx
@@ -313,54 +313,36 @@
         </w:rPr>
         <w:t xml:space="preserve"> de Deus (veja </w:t>
       </w:r>
-      <w:hyperlink r:id="rId13">
-        <w:r>
-          <w:rPr>
-            <w:lang w:val="pt_PT" w:bidi="pt_PT"/>
-          </w:rPr>
-          <w:rPr>
-            <w:color w:val="0000EE"/>
-            <w:u w:val="single"/>
-          </w:rPr>
-          <w:t>Js 14.7</w:t>
-        </w:r>
-      </w:hyperlink>
+      <w:r>
+        <w:rPr>
+          <w:lang w:val="pt_PT" w:bidi="pt_PT"/>
+        </w:rPr>
+        <w:t>Js 14.7</w:t>
+      </w:r>
       <w:r>
         <w:rPr>
           <w:lang w:val="pt_PT" w:bidi="pt_PT"/>
         </w:rPr>
         <w:t xml:space="preserve">; </w:t>
       </w:r>
-      <w:hyperlink r:id="rId14">
-        <w:r>
-          <w:rPr>
-            <w:lang w:val="pt_PT" w:bidi="pt_PT"/>
-          </w:rPr>
-          <w:rPr>
-            <w:color w:val="0000EE"/>
-            <w:u w:val="single"/>
-          </w:rPr>
-          <w:t>2Rs 18.12</w:t>
-        </w:r>
-      </w:hyperlink>
+      <w:r>
+        <w:rPr>
+          <w:lang w:val="pt_PT" w:bidi="pt_PT"/>
+        </w:rPr>
+        <w:t>2Rs 18.12</w:t>
+      </w:r>
       <w:r>
         <w:rPr>
           <w:lang w:val="pt_PT" w:bidi="pt_PT"/>
         </w:rPr>
         <w:t xml:space="preserve">; </w:t>
       </w:r>
-      <w:hyperlink r:id="rId15">
-        <w:r>
-          <w:rPr>
-            <w:lang w:val="pt_PT" w:bidi="pt_PT"/>
-          </w:rPr>
-          <w:rPr>
-            <w:color w:val="0000EE"/>
-            <w:u w:val="single"/>
-          </w:rPr>
-          <w:t>Ez 34.23</w:t>
-        </w:r>
-      </w:hyperlink>
+      <w:r>
+        <w:rPr>
+          <w:lang w:val="pt_PT" w:bidi="pt_PT"/>
+        </w:rPr>
+        <w:t>Ez 34.23</w:t>
+      </w:r>
       <w:r>
         <w:rPr>
           <w:lang w:val="pt_PT" w:bidi="pt_PT"/>
@@ -469,36 +451,24 @@
         </w:rPr>
         <w:t xml:space="preserve">: Esta frase destaca um ponto importante (veja também </w:t>
       </w:r>
-      <w:hyperlink r:id="rId16">
-        <w:r>
-          <w:rPr>
-            <w:lang w:val="pt_PT" w:bidi="pt_PT"/>
-          </w:rPr>
-          <w:rPr>
-            <w:color w:val="0000EE"/>
-            <w:u w:val="single"/>
-          </w:rPr>
-          <w:t>1.21</w:t>
-        </w:r>
-      </w:hyperlink>
+      <w:r>
+        <w:rPr>
+          <w:lang w:val="pt_PT" w:bidi="pt_PT"/>
+        </w:rPr>
+        <w:t>1.21</w:t>
+      </w:r>
       <w:r>
         <w:rPr>
           <w:lang w:val="pt_PT" w:bidi="pt_PT"/>
         </w:rPr>
         <w:t>,</w:t>
       </w:r>
-      <w:hyperlink r:id="rId17">
-        <w:r>
-          <w:rPr>
-            <w:lang w:val="pt_PT" w:bidi="pt_PT"/>
-          </w:rPr>
-          <w:rPr>
-            <w:color w:val="0000EE"/>
-            <w:u w:val="single"/>
-          </w:rPr>
-          <w:t>24</w:t>
-        </w:r>
-      </w:hyperlink>
+      <w:r>
+        <w:rPr>
+          <w:lang w:val="pt_PT" w:bidi="pt_PT"/>
+        </w:rPr>
+        <w:t>24</w:t>
+      </w:r>
       <w:r>
         <w:rPr>
           <w:lang w:val="pt_PT" w:bidi="pt_PT"/>
@@ -601,54 +571,36 @@
         </w:rPr>
         <w:t xml:space="preserve">Em vez do habitual agradecimento que geralmente ocorre neste ponto nas cartas do Novo Testamento, Judas explica seu principal propósito (veja </w:t>
       </w:r>
-      <w:hyperlink r:id="rId18">
-        <w:r>
-          <w:rPr>
-            <w:lang w:val="pt_PT" w:bidi="pt_PT"/>
-          </w:rPr>
-          <w:rPr>
-            <w:color w:val="0000EE"/>
-            <w:u w:val="single"/>
-          </w:rPr>
-          <w:t>Rm 1.8–14</w:t>
-        </w:r>
-      </w:hyperlink>
+      <w:r>
+        <w:rPr>
+          <w:lang w:val="pt_PT" w:bidi="pt_PT"/>
+        </w:rPr>
+        <w:t>Rm 1.8–14</w:t>
+      </w:r>
       <w:r>
         <w:rPr>
           <w:lang w:val="pt_PT" w:bidi="pt_PT"/>
         </w:rPr>
         <w:t xml:space="preserve">; </w:t>
       </w:r>
-      <w:hyperlink r:id="rId19">
-        <w:r>
-          <w:rPr>
-            <w:lang w:val="pt_PT" w:bidi="pt_PT"/>
-          </w:rPr>
-          <w:rPr>
-            <w:color w:val="0000EE"/>
-            <w:u w:val="single"/>
-          </w:rPr>
-          <w:t>1Co 1.4–9</w:t>
-        </w:r>
-      </w:hyperlink>
+      <w:r>
+        <w:rPr>
+          <w:lang w:val="pt_PT" w:bidi="pt_PT"/>
+        </w:rPr>
+        <w:t>1Co 1.4–9</w:t>
+      </w:r>
       <w:r>
         <w:rPr>
           <w:lang w:val="pt_PT" w:bidi="pt_PT"/>
         </w:rPr>
         <w:t xml:space="preserve">). O falso ensino era uma ameaça séria à fé das pessoas para quem ele estava escrevendo (veja </w:t>
       </w:r>
-      <w:hyperlink r:id="rId20">
-        <w:r>
-          <w:rPr>
-            <w:lang w:val="pt_PT" w:bidi="pt_PT"/>
-          </w:rPr>
-          <w:rPr>
-            <w:color w:val="0000EE"/>
-            <w:u w:val="single"/>
-          </w:rPr>
-          <w:t>Jd 1.22–23</w:t>
-        </w:r>
-      </w:hyperlink>
+      <w:r>
+        <w:rPr>
+          <w:lang w:val="pt_PT" w:bidi="pt_PT"/>
+        </w:rPr>
+        <w:t>Jd 1.22–23</w:t>
+      </w:r>
       <w:r>
         <w:rPr>
           <w:lang w:val="pt_PT" w:bidi="pt_PT"/>
@@ -703,18 +655,12 @@
         </w:rPr>
         <w:t xml:space="preserve">É tentador abusar da maravilhosa graça de Deus, alegando que ela nos permite fazer coisas erradas (veja </w:t>
       </w:r>
-      <w:hyperlink r:id="rId21">
-        <w:r>
-          <w:rPr>
-            <w:lang w:val="pt_PT" w:bidi="pt_PT"/>
-          </w:rPr>
-          <w:rPr>
-            <w:color w:val="0000EE"/>
-            <w:u w:val="single"/>
-          </w:rPr>
-          <w:t>Rm 6</w:t>
-        </w:r>
-      </w:hyperlink>
+      <w:r>
+        <w:rPr>
+          <w:lang w:val="pt_PT" w:bidi="pt_PT"/>
+        </w:rPr>
+        <w:t>Rm 6</w:t>
+      </w:r>
       <w:r>
         <w:rPr>
           <w:lang w:val="pt_PT" w:bidi="pt_PT"/>
@@ -773,18 +719,12 @@
         </w:rPr>
         <w:t xml:space="preserve">Jesus existia antes de seu nascimento e salvou o povo de Israel do Egito. Mais tarde, ele puniu aqueles que foram infiéis (compare </w:t>
       </w:r>
-      <w:hyperlink r:id="rId22">
-        <w:r>
-          <w:rPr>
-            <w:lang w:val="pt_PT" w:bidi="pt_PT"/>
-          </w:rPr>
-          <w:rPr>
-            <w:color w:val="0000EE"/>
-            <w:u w:val="single"/>
-          </w:rPr>
-          <w:t>1Co 10.4</w:t>
-        </w:r>
-      </w:hyperlink>
+      <w:r>
+        <w:rPr>
+          <w:lang w:val="pt_PT" w:bidi="pt_PT"/>
+        </w:rPr>
+        <w:t>1Co 10.4</w:t>
+      </w:r>
       <w:r>
         <w:rPr>
           <w:lang w:val="pt_PT" w:bidi="pt_PT"/>
@@ -816,18 +756,12 @@
         </w:rPr>
         <w:t xml:space="preserve"> A maioria das pessoas não confiou que Deus as manteria seguras. Como não acreditaram, Deus fez com que aquela geração (exceto Josué e Calebe) vagasse no deserto até morrer (veja </w:t>
       </w:r>
-      <w:hyperlink r:id="rId23">
-        <w:r>
-          <w:rPr>
-            <w:lang w:val="pt_PT" w:bidi="pt_PT"/>
-          </w:rPr>
-          <w:rPr>
-            <w:color w:val="0000EE"/>
-            <w:u w:val="single"/>
-          </w:rPr>
-          <w:t>Nm 14</w:t>
-        </w:r>
-      </w:hyperlink>
+      <w:r>
+        <w:rPr>
+          <w:lang w:val="pt_PT" w:bidi="pt_PT"/>
+        </w:rPr>
+        <w:t>Nm 14</w:t>
+      </w:r>
       <w:r>
         <w:rPr>
           <w:lang w:val="pt_PT" w:bidi="pt_PT"/>
@@ -882,18 +816,12 @@
         </w:rPr>
         <w:t xml:space="preserve">Esta seção explica "designados há muito tempo para condenação" em </w:t>
       </w:r>
-      <w:hyperlink r:id="rId24">
-        <w:r>
-          <w:rPr>
-            <w:lang w:val="pt_PT" w:bidi="pt_PT"/>
-          </w:rPr>
-          <w:rPr>
-            <w:color w:val="0000EE"/>
-            <w:u w:val="single"/>
-          </w:rPr>
-          <w:t>1.4</w:t>
-        </w:r>
-      </w:hyperlink>
+      <w:r>
+        <w:rPr>
+          <w:lang w:val="pt_PT" w:bidi="pt_PT"/>
+        </w:rPr>
+        <w:t>1.4</w:t>
+      </w:r>
       <w:r>
         <w:rPr>
           <w:lang w:val="pt_PT" w:bidi="pt_PT"/>
@@ -972,36 +900,24 @@
         </w:rPr>
         <w:t xml:space="preserve">). Judas provavelmente estava se referindo a </w:t>
       </w:r>
-      <w:hyperlink r:id="rId25">
-        <w:r>
-          <w:rPr>
-            <w:lang w:val="pt_PT" w:bidi="pt_PT"/>
-          </w:rPr>
-          <w:rPr>
-            <w:color w:val="0000EE"/>
-            <w:u w:val="single"/>
-          </w:rPr>
-          <w:t>Gn 6.1–4</w:t>
-        </w:r>
-      </w:hyperlink>
+      <w:r>
+        <w:rPr>
+          <w:lang w:val="pt_PT" w:bidi="pt_PT"/>
+        </w:rPr>
+        <w:t>Gn 6.1–4</w:t>
+      </w:r>
       <w:r>
         <w:rPr>
           <w:lang w:val="pt_PT" w:bidi="pt_PT"/>
         </w:rPr>
         <w:t xml:space="preserve">. A tradição judaica entendia os “filhos de Deus” em </w:t>
       </w:r>
-      <w:hyperlink r:id="rId26">
-        <w:r>
-          <w:rPr>
-            <w:lang w:val="pt_PT" w:bidi="pt_PT"/>
-          </w:rPr>
-          <w:rPr>
-            <w:color w:val="0000EE"/>
-            <w:u w:val="single"/>
-          </w:rPr>
-          <w:t>Gn 6</w:t>
-        </w:r>
-      </w:hyperlink>
+      <w:r>
+        <w:rPr>
+          <w:lang w:val="pt_PT" w:bidi="pt_PT"/>
+        </w:rPr>
+        <w:t>Gn 6</w:t>
+      </w:r>
       <w:r>
         <w:rPr>
           <w:lang w:val="pt_PT" w:bidi="pt_PT"/>
@@ -1045,18 +961,12 @@
         </w:rPr>
         <w:t xml:space="preserve">). Judas mais tarde (nos </w:t>
       </w:r>
-      <w:hyperlink r:id="rId27">
-        <w:r>
-          <w:rPr>
-            <w:lang w:val="pt_PT" w:bidi="pt_PT"/>
-          </w:rPr>
-          <w:rPr>
-            <w:color w:val="0000EE"/>
-            <w:u w:val="single"/>
-          </w:rPr>
-          <w:t>versículos 14–15</w:t>
-        </w:r>
-      </w:hyperlink>
+      <w:r>
+        <w:rPr>
+          <w:lang w:val="pt_PT" w:bidi="pt_PT"/>
+        </w:rPr>
+        <w:t>versículos 14–15</w:t>
+      </w:r>
       <w:r>
         <w:rPr>
           <w:lang w:val="pt_PT" w:bidi="pt_PT"/>
@@ -1128,36 +1038,24 @@
         </w:rPr>
         <w:t xml:space="preserve">O julgamento de Deus sobre Sodoma e Gomorra tornou-se bem conhecido (veja </w:t>
       </w:r>
-      <w:hyperlink r:id="rId28">
-        <w:r>
-          <w:rPr>
-            <w:lang w:val="pt_PT" w:bidi="pt_PT"/>
-          </w:rPr>
-          <w:rPr>
-            <w:color w:val="0000EE"/>
-            <w:u w:val="single"/>
-          </w:rPr>
-          <w:t>Gn 18.17–19.26</w:t>
-        </w:r>
-      </w:hyperlink>
+      <w:r>
+        <w:rPr>
+          <w:lang w:val="pt_PT" w:bidi="pt_PT"/>
+        </w:rPr>
+        <w:t>Gn 18.17–19.26</w:t>
+      </w:r>
       <w:r>
         <w:rPr>
           <w:lang w:val="pt_PT" w:bidi="pt_PT"/>
         </w:rPr>
         <w:t xml:space="preserve">; </w:t>
       </w:r>
-      <w:hyperlink r:id="rId29">
-        <w:r>
-          <w:rPr>
-            <w:lang w:val="pt_PT" w:bidi="pt_PT"/>
-          </w:rPr>
-          <w:rPr>
-            <w:color w:val="0000EE"/>
-            <w:u w:val="single"/>
-          </w:rPr>
-          <w:t>Lc 17.26–29</w:t>
-        </w:r>
-      </w:hyperlink>
+      <w:r>
+        <w:rPr>
+          <w:lang w:val="pt_PT" w:bidi="pt_PT"/>
+        </w:rPr>
+        <w:t>Lc 17.26–29</w:t>
+      </w:r>
       <w:r>
         <w:rPr>
           <w:lang w:val="pt_PT" w:bidi="pt_PT"/>
@@ -1189,18 +1087,12 @@
         </w:rPr>
         <w:t xml:space="preserve">: </w:t>
       </w:r>
-      <w:hyperlink r:id="rId30">
-        <w:r>
-          <w:rPr>
-            <w:lang w:val="pt_PT" w:bidi="pt_PT"/>
-          </w:rPr>
-          <w:rPr>
-            <w:color w:val="0000EE"/>
-            <w:u w:val="single"/>
-          </w:rPr>
-          <w:t>Dt 29.23</w:t>
-        </w:r>
-      </w:hyperlink>
+      <w:r>
+        <w:rPr>
+          <w:lang w:val="pt_PT" w:bidi="pt_PT"/>
+        </w:rPr>
+        <w:t>Dt 29.23</w:t>
+      </w:r>
       <w:r>
         <w:rPr>
           <w:lang w:val="pt_PT" w:bidi="pt_PT"/>
@@ -1232,18 +1124,12 @@
         </w:rPr>
         <w:t>: isso provavelmente se refere a relações sexuais entre pessoas do mesmo sexo (</w:t>
       </w:r>
-      <w:hyperlink r:id="rId31">
-        <w:r>
-          <w:rPr>
-            <w:lang w:val="pt_PT" w:bidi="pt_PT"/>
-          </w:rPr>
-          <w:rPr>
-            <w:color w:val="0000EE"/>
-            <w:u w:val="single"/>
-          </w:rPr>
-          <w:t>Gn 19.5–10</w:t>
-        </w:r>
-      </w:hyperlink>
+      <w:r>
+        <w:rPr>
+          <w:lang w:val="pt_PT" w:bidi="pt_PT"/>
+        </w:rPr>
+        <w:t>Gn 19.5–10</w:t>
+      </w:r>
       <w:r>
         <w:rPr>
           <w:lang w:val="pt_PT" w:bidi="pt_PT"/>
@@ -1305,54 +1191,36 @@
         </w:rPr>
         <w:t xml:space="preserve">: Isso provavelmente se refere a anjos malignos. No Antigo Testamento e no judaísmo, os anjos desempenhavam um papel importante no julgamento. Os falsos mestres podem ter estado minimizando a realidade de um julgamento futuro (veja </w:t>
       </w:r>
-      <w:hyperlink r:id="rId32">
-        <w:r>
-          <w:rPr>
-            <w:lang w:val="pt_PT" w:bidi="pt_PT"/>
-          </w:rPr>
-          <w:rPr>
-            <w:color w:val="0000EE"/>
-            <w:u w:val="single"/>
-          </w:rPr>
-          <w:t>1.18</w:t>
-        </w:r>
-      </w:hyperlink>
+      <w:r>
+        <w:rPr>
+          <w:lang w:val="pt_PT" w:bidi="pt_PT"/>
+        </w:rPr>
+        <w:t>1.18</w:t>
+      </w:r>
       <w:r>
         <w:rPr>
           <w:lang w:val="pt_PT" w:bidi="pt_PT"/>
         </w:rPr>
         <w:t xml:space="preserve">; </w:t>
       </w:r>
-      <w:hyperlink r:id="rId33">
-        <w:r>
-          <w:rPr>
-            <w:lang w:val="pt_PT" w:bidi="pt_PT"/>
-          </w:rPr>
-          <w:rPr>
-            <w:color w:val="0000EE"/>
-            <w:u w:val="single"/>
-          </w:rPr>
-          <w:t>2Pe 3.3–4</w:t>
-        </w:r>
-      </w:hyperlink>
+      <w:r>
+        <w:rPr>
+          <w:lang w:val="pt_PT" w:bidi="pt_PT"/>
+        </w:rPr>
+        <w:t>2Pe 3.3–4</w:t>
+      </w:r>
       <w:r>
         <w:rPr>
           <w:lang w:val="pt_PT" w:bidi="pt_PT"/>
         </w:rPr>
         <w:t xml:space="preserve">) ou negando a origem gloriosa desses anjos que se rebelaram contra Deus (compare </w:t>
       </w:r>
-      <w:hyperlink r:id="rId34">
-        <w:r>
-          <w:rPr>
-            <w:lang w:val="pt_PT" w:bidi="pt_PT"/>
-          </w:rPr>
-          <w:rPr>
-            <w:color w:val="0000EE"/>
-            <w:u w:val="single"/>
-          </w:rPr>
-          <w:t>2Pe 2.10</w:t>
-        </w:r>
-      </w:hyperlink>
+      <w:r>
+        <w:rPr>
+          <w:lang w:val="pt_PT" w:bidi="pt_PT"/>
+        </w:rPr>
+        <w:t>2Pe 2.10</w:t>
+      </w:r>
       <w:r>
         <w:rPr>
           <w:lang w:val="pt_PT" w:bidi="pt_PT"/>
@@ -1407,90 +1275,60 @@
         </w:rPr>
         <w:t xml:space="preserve">Miguel é um dos anjos mais poderosos. Na tradição judaica, um "arcanjo" é a mais alta classificação de anjo (veja também </w:t>
       </w:r>
-      <w:hyperlink r:id="rId35">
-        <w:r>
-          <w:rPr>
-            <w:lang w:val="pt_PT" w:bidi="pt_PT"/>
-          </w:rPr>
-          <w:rPr>
-            <w:color w:val="0000EE"/>
-            <w:u w:val="single"/>
-          </w:rPr>
-          <w:t>1Ts 4.16</w:t>
-        </w:r>
-      </w:hyperlink>
+      <w:r>
+        <w:rPr>
+          <w:lang w:val="pt_PT" w:bidi="pt_PT"/>
+        </w:rPr>
+        <w:t>1Ts 4.16</w:t>
+      </w:r>
       <w:r>
         <w:rPr>
           <w:lang w:val="pt_PT" w:bidi="pt_PT"/>
         </w:rPr>
         <w:t>). Miguel é mencionado várias vezes na Bíblia (</w:t>
       </w:r>
-      <w:hyperlink r:id="rId36">
-        <w:r>
-          <w:rPr>
-            <w:lang w:val="pt_PT" w:bidi="pt_PT"/>
-          </w:rPr>
-          <w:rPr>
-            <w:color w:val="0000EE"/>
-            <w:u w:val="single"/>
-          </w:rPr>
-          <w:t>Dn 10.13</w:t>
-        </w:r>
-      </w:hyperlink>
+      <w:r>
+        <w:rPr>
+          <w:lang w:val="pt_PT" w:bidi="pt_PT"/>
+        </w:rPr>
+        <w:t>Dn 10.13</w:t>
+      </w:r>
       <w:r>
         <w:rPr>
           <w:lang w:val="pt_PT" w:bidi="pt_PT"/>
         </w:rPr>
         <w:t>,</w:t>
       </w:r>
-      <w:hyperlink r:id="rId37">
-        <w:r>
-          <w:rPr>
-            <w:lang w:val="pt_PT" w:bidi="pt_PT"/>
-          </w:rPr>
-          <w:rPr>
-            <w:color w:val="0000EE"/>
-            <w:u w:val="single"/>
-          </w:rPr>
-          <w:t>21</w:t>
-        </w:r>
-      </w:hyperlink>
+      <w:r>
+        <w:rPr>
+          <w:lang w:val="pt_PT" w:bidi="pt_PT"/>
+        </w:rPr>
+        <w:t>21</w:t>
+      </w:r>
       <w:r>
         <w:rPr>
           <w:lang w:val="pt_PT" w:bidi="pt_PT"/>
         </w:rPr>
         <w:t xml:space="preserve">; </w:t>
       </w:r>
-      <w:hyperlink r:id="rId38">
-        <w:r>
-          <w:rPr>
-            <w:lang w:val="pt_PT" w:bidi="pt_PT"/>
-          </w:rPr>
-          <w:rPr>
-            <w:color w:val="0000EE"/>
-            <w:u w:val="single"/>
-          </w:rPr>
-          <w:t>12.1</w:t>
-        </w:r>
-      </w:hyperlink>
+      <w:r>
+        <w:rPr>
+          <w:lang w:val="pt_PT" w:bidi="pt_PT"/>
+        </w:rPr>
+        <w:t>12.1</w:t>
+      </w:r>
       <w:r>
         <w:rPr>
           <w:lang w:val="pt_PT" w:bidi="pt_PT"/>
         </w:rPr>
         <w:t xml:space="preserve">; </w:t>
       </w:r>
-      <w:hyperlink r:id="rId39">
-        <w:r>
-          <w:rPr>
-            <w:lang w:val="pt_PT" w:bidi="pt_PT"/>
-          </w:rPr>
-          <w:rPr>
-            <w:color w:val="0000EE"/>
-            <w:u w:val="single"/>
-          </w:rPr>
-          <w:t>Ap 12.7</w:t>
-        </w:r>
-      </w:hyperlink>
+      <w:r>
+        <w:rPr>
+          <w:lang w:val="pt_PT" w:bidi="pt_PT"/>
+        </w:rPr>
+        <w:t>Ap 12.7</w:t>
+      </w:r>
       <w:r>
         <w:rPr>
           <w:lang w:val="pt_PT" w:bidi="pt_PT"/>
@@ -1569,18 +1407,12 @@
         </w:rPr>
         <w:t xml:space="preserve">: Consulte </w:t>
       </w:r>
-      <w:hyperlink r:id="rId40">
-        <w:r>
-          <w:rPr>
-            <w:lang w:val="pt_PT" w:bidi="pt_PT"/>
-          </w:rPr>
-          <w:rPr>
-            <w:color w:val="0000EE"/>
-            <w:u w:val="single"/>
-          </w:rPr>
-          <w:t>Gn 4.1–16</w:t>
-        </w:r>
-      </w:hyperlink>
+      <w:r>
+        <w:rPr>
+          <w:lang w:val="pt_PT" w:bidi="pt_PT"/>
+        </w:rPr>
+        <w:t>Gn 4.1–16</w:t>
+      </w:r>
       <w:r>
         <w:rPr>
           <w:lang w:val="pt_PT" w:bidi="pt_PT"/>
@@ -1649,18 +1481,12 @@
         </w:rPr>
         <w:t xml:space="preserve">: Consulte </w:t>
       </w:r>
-      <w:hyperlink r:id="rId41">
-        <w:r>
-          <w:rPr>
-            <w:lang w:val="pt_PT" w:bidi="pt_PT"/>
-          </w:rPr>
-          <w:rPr>
-            <w:color w:val="0000EE"/>
-            <w:u w:val="single"/>
-          </w:rPr>
-          <w:t>Nm 16.1–35</w:t>
-        </w:r>
-      </w:hyperlink>
+      <w:r>
+        <w:rPr>
+          <w:lang w:val="pt_PT" w:bidi="pt_PT"/>
+        </w:rPr>
+        <w:t>Nm 16.1–35</w:t>
+      </w:r>
       <w:r>
         <w:rPr>
           <w:lang w:val="pt_PT" w:bidi="pt_PT"/>
@@ -1811,90 +1637,60 @@
         </w:rPr>
         <w:t xml:space="preserve">Enoque foi um dos primeiros descendentes de Adão (veja </w:t>
       </w:r>
-      <w:hyperlink r:id="rId42">
-        <w:r>
-          <w:rPr>
-            <w:lang w:val="pt_PT" w:bidi="pt_PT"/>
-          </w:rPr>
-          <w:rPr>
-            <w:color w:val="0000EE"/>
-            <w:u w:val="single"/>
-          </w:rPr>
-          <w:t>Gn 5.18–24</w:t>
-        </w:r>
-      </w:hyperlink>
+      <w:r>
+        <w:rPr>
+          <w:lang w:val="pt_PT" w:bidi="pt_PT"/>
+        </w:rPr>
+        <w:t>Gn 5.18–24</w:t>
+      </w:r>
       <w:r>
         <w:rPr>
           <w:lang w:val="pt_PT" w:bidi="pt_PT"/>
         </w:rPr>
         <w:t xml:space="preserve">; </w:t>
       </w:r>
-      <w:hyperlink r:id="rId43">
-        <w:r>
-          <w:rPr>
-            <w:lang w:val="pt_PT" w:bidi="pt_PT"/>
-          </w:rPr>
-          <w:rPr>
-            <w:color w:val="0000EE"/>
-            <w:u w:val="single"/>
-          </w:rPr>
-          <w:t>1Cr 1.3</w:t>
-        </w:r>
-      </w:hyperlink>
+      <w:r>
+        <w:rPr>
+          <w:lang w:val="pt_PT" w:bidi="pt_PT"/>
+        </w:rPr>
+        <w:t>1Cr 1.3</w:t>
+      </w:r>
       <w:r>
         <w:rPr>
           <w:lang w:val="pt_PT" w:bidi="pt_PT"/>
         </w:rPr>
         <w:t xml:space="preserve">). </w:t>
       </w:r>
-      <w:hyperlink r:id="rId44">
-        <w:r>
-          <w:rPr>
-            <w:lang w:val="pt_PT" w:bidi="pt_PT"/>
-          </w:rPr>
-          <w:rPr>
-            <w:color w:val="0000EE"/>
-            <w:u w:val="single"/>
-          </w:rPr>
-          <w:t>Gn 5.24</w:t>
-        </w:r>
-      </w:hyperlink>
+      <w:r>
+        <w:rPr>
+          <w:lang w:val="pt_PT" w:bidi="pt_PT"/>
+        </w:rPr>
+        <w:t>Gn 5.24</w:t>
+      </w:r>
       <w:r>
         <w:rPr>
           <w:lang w:val="pt_PT" w:bidi="pt_PT"/>
         </w:rPr>
         <w:t xml:space="preserve"> sugere que Enoque não morreu, mas foi levado diretamente para o céu (compare </w:t>
       </w:r>
-      <w:hyperlink r:id="rId45">
-        <w:r>
-          <w:rPr>
-            <w:lang w:val="pt_PT" w:bidi="pt_PT"/>
-          </w:rPr>
-          <w:rPr>
-            <w:color w:val="0000EE"/>
-            <w:u w:val="single"/>
-          </w:rPr>
-          <w:t>2Rs 2.1–13</w:t>
-        </w:r>
-      </w:hyperlink>
+      <w:r>
+        <w:rPr>
+          <w:lang w:val="pt_PT" w:bidi="pt_PT"/>
+        </w:rPr>
+        <w:t>2Rs 2.1–13</w:t>
+      </w:r>
       <w:r>
         <w:rPr>
           <w:lang w:val="pt_PT" w:bidi="pt_PT"/>
         </w:rPr>
         <w:t xml:space="preserve">; veja </w:t>
       </w:r>
-      <w:hyperlink r:id="rId46">
-        <w:r>
-          <w:rPr>
-            <w:lang w:val="pt_PT" w:bidi="pt_PT"/>
-          </w:rPr>
-          <w:rPr>
-            <w:color w:val="0000EE"/>
-            <w:u w:val="single"/>
-          </w:rPr>
-          <w:t>Hb 11.5</w:t>
-        </w:r>
-      </w:hyperlink>
+      <w:r>
+        <w:rPr>
+          <w:lang w:val="pt_PT" w:bidi="pt_PT"/>
+        </w:rPr>
+        <w:t>Hb 11.5</w:t>
+      </w:r>
       <w:r>
         <w:rPr>
           <w:lang w:val="pt_PT" w:bidi="pt_PT"/>
@@ -1969,54 +1765,36 @@
         </w:rPr>
         <w:t xml:space="preserve">: Veja </w:t>
       </w:r>
-      <w:hyperlink r:id="rId47">
-        <w:r>
-          <w:rPr>
-            <w:lang w:val="pt_PT" w:bidi="pt_PT"/>
-          </w:rPr>
-          <w:rPr>
-            <w:color w:val="0000EE"/>
-            <w:u w:val="single"/>
-          </w:rPr>
-          <w:t>At 20.29–30</w:t>
-        </w:r>
-      </w:hyperlink>
+      <w:r>
+        <w:rPr>
+          <w:lang w:val="pt_PT" w:bidi="pt_PT"/>
+        </w:rPr>
+        <w:t>At 20.29–30</w:t>
+      </w:r>
       <w:r>
         <w:rPr>
           <w:lang w:val="pt_PT" w:bidi="pt_PT"/>
         </w:rPr>
         <w:t xml:space="preserve">, </w:t>
       </w:r>
-      <w:hyperlink r:id="rId48">
-        <w:r>
-          <w:rPr>
-            <w:lang w:val="pt_PT" w:bidi="pt_PT"/>
-          </w:rPr>
-          <w:rPr>
-            <w:color w:val="0000EE"/>
-            <w:u w:val="single"/>
-          </w:rPr>
-          <w:t>1Tm 4.1–3</w:t>
-        </w:r>
-      </w:hyperlink>
+      <w:r>
+        <w:rPr>
+          <w:lang w:val="pt_PT" w:bidi="pt_PT"/>
+        </w:rPr>
+        <w:t>1Tm 4.1–3</w:t>
+      </w:r>
       <w:r>
         <w:rPr>
           <w:lang w:val="pt_PT" w:bidi="pt_PT"/>
         </w:rPr>
         <w:t xml:space="preserve">, e </w:t>
       </w:r>
-      <w:hyperlink r:id="rId49">
-        <w:r>
-          <w:rPr>
-            <w:lang w:val="pt_PT" w:bidi="pt_PT"/>
-          </w:rPr>
-          <w:rPr>
-            <w:color w:val="0000EE"/>
-            <w:u w:val="single"/>
-          </w:rPr>
-          <w:t>2Tm 3.1–5</w:t>
-        </w:r>
-      </w:hyperlink>
+      <w:r>
+        <w:rPr>
+          <w:lang w:val="pt_PT" w:bidi="pt_PT"/>
+        </w:rPr>
+        <w:t>2Tm 3.1–5</w:t>
+      </w:r>
       <w:r>
         <w:rPr>
           <w:lang w:val="pt_PT" w:bidi="pt_PT"/>
@@ -2071,72 +1849,48 @@
         </w:rPr>
         <w:t xml:space="preserve">Após condenar os falsos mestres, Judas novamente encoraja seus leitores diretamente (veja </w:t>
       </w:r>
-      <w:hyperlink r:id="rId50">
-        <w:r>
-          <w:rPr>
-            <w:lang w:val="pt_PT" w:bidi="pt_PT"/>
-          </w:rPr>
-          <w:rPr>
-            <w:color w:val="0000EE"/>
-            <w:u w:val="single"/>
-          </w:rPr>
-          <w:t>1.3–4</w:t>
-        </w:r>
-      </w:hyperlink>
+      <w:r>
+        <w:rPr>
+          <w:lang w:val="pt_PT" w:bidi="pt_PT"/>
+        </w:rPr>
+        <w:t>1.3–4</w:t>
+      </w:r>
       <w:r>
         <w:rPr>
           <w:lang w:val="pt_PT" w:bidi="pt_PT"/>
         </w:rPr>
         <w:t>). Os apóstolos os haviam alertado sobre os falsos ensinamentos (</w:t>
       </w:r>
-      <w:hyperlink r:id="rId51">
-        <w:r>
-          <w:rPr>
-            <w:lang w:val="pt_PT" w:bidi="pt_PT"/>
-          </w:rPr>
-          <w:rPr>
-            <w:color w:val="0000EE"/>
-            <w:u w:val="single"/>
-          </w:rPr>
-          <w:t>1.17–19</w:t>
-        </w:r>
-      </w:hyperlink>
+      <w:r>
+        <w:rPr>
+          <w:lang w:val="pt_PT" w:bidi="pt_PT"/>
+        </w:rPr>
+        <w:t>1.17–19</w:t>
+      </w:r>
       <w:r>
         <w:rPr>
           <w:lang w:val="pt_PT" w:bidi="pt_PT"/>
         </w:rPr>
         <w:t>). Eles devem apoiar uns aos outros em sua fé (</w:t>
       </w:r>
-      <w:hyperlink r:id="rId52">
-        <w:r>
-          <w:rPr>
-            <w:lang w:val="pt_PT" w:bidi="pt_PT"/>
-          </w:rPr>
-          <w:rPr>
-            <w:color w:val="0000EE"/>
-            <w:u w:val="single"/>
-          </w:rPr>
-          <w:t>1.20–21</w:t>
-        </w:r>
-      </w:hyperlink>
+      <w:r>
+        <w:rPr>
+          <w:lang w:val="pt_PT" w:bidi="pt_PT"/>
+        </w:rPr>
+        <w:t>1.20–21</w:t>
+      </w:r>
       <w:r>
         <w:rPr>
           <w:lang w:val="pt_PT" w:bidi="pt_PT"/>
         </w:rPr>
         <w:t>). Devem ajudar aqueles que possam ser enganados pelos falsos mestres (</w:t>
       </w:r>
-      <w:hyperlink r:id="rId20">
-        <w:r>
-          <w:rPr>
-            <w:lang w:val="pt_PT" w:bidi="pt_PT"/>
-          </w:rPr>
-          <w:rPr>
-            <w:color w:val="0000EE"/>
-            <w:u w:val="single"/>
-          </w:rPr>
-          <w:t>1.22–23</w:t>
-        </w:r>
-      </w:hyperlink>
+      <w:r>
+        <w:rPr>
+          <w:lang w:val="pt_PT" w:bidi="pt_PT"/>
+        </w:rPr>
+        <w:t>1.22–23</w:t>
+      </w:r>
       <w:r>
         <w:rPr>
           <w:lang w:val="pt_PT" w:bidi="pt_PT"/>
@@ -2198,18 +1952,12 @@
         </w:rPr>
         <w:t>: A vinda de Jesus como o Messias (o escolhido de Deus) deu início à fase final do plano de Deus. É quando as profecias do Antigo Testamento sobre os últimos dias começaram a se cumprir. Por isso, Judas utiliza a profecia dos apóstolos sobre os últimos tempos para tratar da crise atual causada por falsos mestres (</w:t>
       </w:r>
-      <w:hyperlink r:id="rId53">
-        <w:r>
-          <w:rPr>
-            <w:lang w:val="pt_PT" w:bidi="pt_PT"/>
-          </w:rPr>
-          <w:rPr>
-            <w:color w:val="0000EE"/>
-            <w:u w:val="single"/>
-          </w:rPr>
-          <w:t>1.19</w:t>
-        </w:r>
-      </w:hyperlink>
+      <w:r>
+        <w:rPr>
+          <w:lang w:val="pt_PT" w:bidi="pt_PT"/>
+        </w:rPr>
+        <w:t>1.19</w:t>
+      </w:r>
       <w:r>
         <w:rPr>
           <w:lang w:val="pt_PT" w:bidi="pt_PT"/>
@@ -2271,18 +2019,12 @@
         </w:rPr>
         <w:t xml:space="preserve">: Como em </w:t>
       </w:r>
-      <w:hyperlink r:id="rId54">
-        <w:r>
-          <w:rPr>
-            <w:lang w:val="pt_PT" w:bidi="pt_PT"/>
-          </w:rPr>
-          <w:rPr>
-            <w:color w:val="0000EE"/>
-            <w:u w:val="single"/>
-          </w:rPr>
-          <w:t>1.3</w:t>
-        </w:r>
-      </w:hyperlink>
+      <w:r>
+        <w:rPr>
+          <w:lang w:val="pt_PT" w:bidi="pt_PT"/>
+        </w:rPr>
+        <w:t>1.3</w:t>
+      </w:r>
       <w:r>
         <w:rPr>
           <w:lang w:val="pt_PT" w:bidi="pt_PT"/>
@@ -2531,36 +2273,24 @@
         </w:rPr>
         <w:t>A Bíblia Bereana utiliza o padrão de três partes encontrado em outras partes de Judas (</w:t>
       </w:r>
-      <w:hyperlink r:id="rId55">
-        <w:r>
-          <w:rPr>
-            <w:lang w:val="pt_PT" w:bidi="pt_PT"/>
-          </w:rPr>
-          <w:rPr>
-            <w:color w:val="0000EE"/>
-            <w:u w:val="single"/>
-          </w:rPr>
-          <w:t>1.5–7</w:t>
-        </w:r>
-      </w:hyperlink>
+      <w:r>
+        <w:rPr>
+          <w:lang w:val="pt_PT" w:bidi="pt_PT"/>
+        </w:rPr>
+        <w:t>1.5–7</w:t>
+      </w:r>
       <w:r>
         <w:rPr>
           <w:lang w:val="pt_PT" w:bidi="pt_PT"/>
         </w:rPr>
         <w:t>,</w:t>
       </w:r>
-      <w:hyperlink r:id="rId56">
-        <w:r>
-          <w:rPr>
-            <w:lang w:val="pt_PT" w:bidi="pt_PT"/>
-          </w:rPr>
-          <w:rPr>
-            <w:color w:val="0000EE"/>
-            <w:u w:val="single"/>
-          </w:rPr>
-          <w:t>11</w:t>
-        </w:r>
-      </w:hyperlink>
+      <w:r>
+        <w:rPr>
+          <w:lang w:val="pt_PT" w:bidi="pt_PT"/>
+        </w:rPr>
+        <w:t>11</w:t>
+      </w:r>
       <w:r>
         <w:rPr>
           <w:lang w:val="pt_PT" w:bidi="pt_PT"/>
@@ -2651,18 +2381,12 @@
         </w:rPr>
         <w:t xml:space="preserve">: Este grupo provavelmente inclui os próprios falsos mestres ou aqueles que seguiram seus ensinamentos. Mostrar misericórdia pode envolver orar por eles (veja </w:t>
       </w:r>
-      <w:hyperlink r:id="rId57">
-        <w:r>
-          <w:rPr>
-            <w:lang w:val="pt_PT" w:bidi="pt_PT"/>
-          </w:rPr>
-          <w:rPr>
-            <w:color w:val="0000EE"/>
-            <w:u w:val="single"/>
-          </w:rPr>
-          <w:t>Mt 5.44</w:t>
-        </w:r>
-      </w:hyperlink>
+      <w:r>
+        <w:rPr>
+          <w:lang w:val="pt_PT" w:bidi="pt_PT"/>
+        </w:rPr>
+        <w:t>Mt 5.44</w:t>
+      </w:r>
       <w:r>
         <w:rPr>
           <w:lang w:val="pt_PT" w:bidi="pt_PT"/>
@@ -2687,36 +2411,24 @@
         </w:rPr>
         <w:t xml:space="preserve">Os crentes devem ser muito cuidadosos ao mostrar misericórdia aos falsos mestres e àqueles que adotaram seus caminhos pecaminosos, pois seus pecados podem ser tentadores. Veja </w:t>
       </w:r>
-      <w:hyperlink r:id="rId58">
-        <w:r>
-          <w:rPr>
-            <w:lang w:val="pt_PT" w:bidi="pt_PT"/>
-          </w:rPr>
-          <w:rPr>
-            <w:color w:val="0000EE"/>
-            <w:u w:val="single"/>
-          </w:rPr>
-          <w:t>Zc 3.1–4</w:t>
-        </w:r>
-      </w:hyperlink>
+      <w:r>
+        <w:rPr>
+          <w:lang w:val="pt_PT" w:bidi="pt_PT"/>
+        </w:rPr>
+        <w:t>Zc 3.1–4</w:t>
+      </w:r>
       <w:r>
         <w:rPr>
           <w:lang w:val="pt_PT" w:bidi="pt_PT"/>
         </w:rPr>
         <w:t xml:space="preserve">; </w:t>
       </w:r>
-      <w:hyperlink r:id="rId59">
-        <w:r>
-          <w:rPr>
-            <w:lang w:val="pt_PT" w:bidi="pt_PT"/>
-          </w:rPr>
-          <w:rPr>
-            <w:color w:val="0000EE"/>
-            <w:u w:val="single"/>
-          </w:rPr>
-          <w:t>Ap 3.4</w:t>
-        </w:r>
-      </w:hyperlink>
+      <w:r>
+        <w:rPr>
+          <w:lang w:val="pt_PT" w:bidi="pt_PT"/>
+        </w:rPr>
+        <w:t>Ap 3.4</w:t>
+      </w:r>
       <w:r>
         <w:rPr>
           <w:lang w:val="pt_PT" w:bidi="pt_PT"/>
